--- a/assets/downloads/teacher/rcf-english-grade-6-ppp-lesson-plans.docx
+++ b/assets/downloads/teacher/rcf-english-grade-6-ppp-lesson-plans.docx
@@ -49,105 +49,7 @@
         <w:keepNext/>
       </w:pPr>
       <w:r>
-        <w:t xml:space="preserve">The PPP stages in one line each</w:t>
-      </w:r>
-    </w:p>
-    <w:p>
-      <w:r>
-        <w:rPr>
-          <w:b/>
-        </w:rPr>
-        <w:t xml:space="preserve">Presentation:</w:t>
-      </w:r>
-      <w:r>
-        <w:t xml:space="preserve"> the teacher shows the new language in a clear context. </w:t>
-      </w:r>
-      <w:r>
-        <w:rPr>
-          <w:b/>
-        </w:rPr>
-        <w:t xml:space="preserve">Practice:</w:t>
-      </w:r>
-      <w:r>
-        <w:t xml:space="preserve"> pupils use it in controlled tasks, usually from the Pupil's Book. </w:t>
-      </w:r>
-      <w:r>
-        <w:rPr>
-          <w:b/>
-        </w:rPr>
-        <w:t xml:space="preserve">Production:</w:t>
-      </w:r>
-      <w:r>
-        <w:t xml:space="preserve"> pupils use it more freely for their own purpose. </w:t>
-      </w:r>
-      <w:r>
-        <w:rPr>
-          <w:b/>
-        </w:rPr>
-        <w:t xml:space="preserve">Check and close:</w:t>
-      </w:r>
-      <w:r>
-        <w:t xml:space="preserve"> a quick check of learning, then homework.</w:t>
-      </w:r>
-    </w:p>
-    <w:p>
-      <w:pPr>
-        <w:pStyle w:val="Heading1"/>
-        <w:keepNext/>
-      </w:pPr>
-      <w:r>
-        <w:t xml:space="preserve">Plan 1: Unit 1, Hello</w:t>
-      </w:r>
-    </w:p>
-    <w:p>
-      <w:pPr>
-        <w:keepNext/>
-      </w:pPr>
-      <w:r>
-        <w:rPr>
-          <w:b/>
-        </w:rPr>
-        <w:t xml:space="preserve">Book activity:</w:t>
-      </w:r>
-      <w:r>
-        <w:t xml:space="preserve"> Role play; Activity 7. </w:t>
-      </w:r>
-      <w:r>
-        <w:rPr>
-          <w:b/>
-        </w:rPr>
-        <w:t xml:space="preserve">Focus:</w:t>
-      </w:r>
-      <w:r>
-        <w:t xml:space="preserve"> Introductions with am, is and are.</w:t>
-      </w:r>
-    </w:p>
-    <w:p>
-      <w:pPr>
-        <w:keepNext/>
-      </w:pPr>
-      <w:r>
-        <w:rPr>
-          <w:b/>
-        </w:rPr>
-        <w:t xml:space="preserve">Learning outcome:</w:t>
-      </w:r>
-      <w:r>
-        <w:t xml:space="preserve"> by the end of the lesson, pupils will be able to introduce themselves and a classmate and choose am, is or are correctly.</w:t>
-      </w:r>
-    </w:p>
-    <w:p>
-      <w:pPr>
-        <w:keepNext/>
-      </w:pPr>
-      <w:r>
-        <w:rPr>
-          <w:b/>
-        </w:rPr>
-        <w:t xml:space="preserve">Materials:</w:t>
-      </w:r>
-      <w:r>
-        <w:t xml:space="preserve"> The Unit 1 role play, a chart of am / is / are.</w:t>
+        <w:t xml:space="preserve">The four stages, and the colour each one uses</w:t>
       </w:r>
     </w:p>
     <w:tbl>
@@ -224,24 +126,32 @@
               <w:rPr>
                 <w:b/>
               </w:rPr>
-              <w:t xml:space="preserve">What happens</w:t>
-            </w:r>
-          </w:p>
-        </w:tc>
-      </w:tr>
-      <w:tr>
-        <w:trPr>
-          <w:cantSplit/>
-        </w:trPr>
-        <w:tc>
-          <w:tcPr>
-            <w:tcW w:w="1826" w:type="dxa"/>
-          </w:tcPr>
-          <w:p>
-            <w:pPr>
-              <w:pStyle w:val="TableText"/>
-            </w:pPr>
-            <w:r>
+              <w:t xml:space="preserve">What the teacher does</w:t>
+            </w:r>
+          </w:p>
+        </w:tc>
+      </w:tr>
+      <w:tr>
+        <w:trPr>
+          <w:cantSplit/>
+        </w:trPr>
+        <w:tc>
+          <w:tcPr>
+            <w:tcW w:w="1826" w:type="dxa"/>
+            <w:shd w:val="clear" w:color="auto" w:fill="EFF4FB"/>
+            <w:tcBorders>
+              <w:left w:val="single" w:sz="18" w:space="0" w:color="1E4276"/>
+            </w:tcBorders>
+          </w:tcPr>
+          <w:p>
+            <w:pPr>
+              <w:pStyle w:val="TableText"/>
+            </w:pPr>
+            <w:r>
+              <w:rPr>
+                <w:b/>
+                <w:color w:val="0F2647"/>
+              </w:rPr>
               <w:t xml:space="preserve">Presentation</w:t>
             </w:r>
           </w:p>
@@ -249,6 +159,7 @@
         <w:tc>
           <w:tcPr>
             <w:tcW w:w="974" w:type="dxa"/>
+            <w:shd w:val="clear" w:color="auto" w:fill="EFF4FB"/>
           </w:tcPr>
           <w:p>
             <w:pPr>
@@ -262,30 +173,39 @@
         <w:tc>
           <w:tcPr>
             <w:tcW w:w="7306" w:type="dxa"/>
-          </w:tcPr>
-          <w:p>
-            <w:pPr>
-              <w:pStyle w:val="TableText"/>
-            </w:pPr>
-            <w:r>
-              <w:t xml:space="preserve">Introduce yourself: I am Mrs Perera. I am your English teacher. Point to pupils: This is Nimal. He is in Grade 6. They are friends. Build the chart: I – am; he / she / it – is; we / you / they – are.</w:t>
-            </w:r>
-          </w:p>
-        </w:tc>
-      </w:tr>
-      <w:tr>
-        <w:trPr>
-          <w:cantSplit/>
-        </w:trPr>
-        <w:tc>
-          <w:tcPr>
-            <w:tcW w:w="1826" w:type="dxa"/>
-          </w:tcPr>
-          <w:p>
-            <w:pPr>
-              <w:pStyle w:val="TableText"/>
-            </w:pPr>
-            <w:r>
+            <w:shd w:val="clear" w:color="auto" w:fill="EFF4FB"/>
+          </w:tcPr>
+          <w:p>
+            <w:pPr>
+              <w:pStyle w:val="TableText"/>
+            </w:pPr>
+            <w:r>
+              <w:t xml:space="preserve">Shows the new language in a clear context.</w:t>
+            </w:r>
+          </w:p>
+        </w:tc>
+      </w:tr>
+      <w:tr>
+        <w:trPr>
+          <w:cantSplit/>
+        </w:trPr>
+        <w:tc>
+          <w:tcPr>
+            <w:tcW w:w="1826" w:type="dxa"/>
+            <w:shd w:val="clear" w:color="auto" w:fill="EDF7F4"/>
+            <w:tcBorders>
+              <w:left w:val="single" w:sz="18" w:space="0" w:color="0E7C66"/>
+            </w:tcBorders>
+          </w:tcPr>
+          <w:p>
+            <w:pPr>
+              <w:pStyle w:val="TableText"/>
+            </w:pPr>
+            <w:r>
+              <w:rPr>
+                <w:b/>
+                <w:color w:val="08503F"/>
+              </w:rPr>
               <w:t xml:space="preserve">Practice</w:t>
             </w:r>
           </w:p>
@@ -293,6 +213,7 @@
         <w:tc>
           <w:tcPr>
             <w:tcW w:w="974" w:type="dxa"/>
+            <w:shd w:val="clear" w:color="auto" w:fill="EDF7F4"/>
           </w:tcPr>
           <w:p>
             <w:pPr>
@@ -306,30 +227,39 @@
         <w:tc>
           <w:tcPr>
             <w:tcW w:w="7306" w:type="dxa"/>
-          </w:tcPr>
-          <w:p>
-            <w:pPr>
-              <w:pStyle w:val="TableText"/>
-            </w:pPr>
-            <w:r>
-              <w:t xml:space="preserve">Read the role play in pairs. Chain drill: each pupil says I am ... and introduces the next pupil. Do Activity 7 (am, is or are) and check with a partner.</w:t>
-            </w:r>
-          </w:p>
-        </w:tc>
-      </w:tr>
-      <w:tr>
-        <w:trPr>
-          <w:cantSplit/>
-        </w:trPr>
-        <w:tc>
-          <w:tcPr>
-            <w:tcW w:w="1826" w:type="dxa"/>
-          </w:tcPr>
-          <w:p>
-            <w:pPr>
-              <w:pStyle w:val="TableText"/>
-            </w:pPr>
-            <w:r>
+            <w:shd w:val="clear" w:color="auto" w:fill="EDF7F4"/>
+          </w:tcPr>
+          <w:p>
+            <w:pPr>
+              <w:pStyle w:val="TableText"/>
+            </w:pPr>
+            <w:r>
+              <w:t xml:space="preserve">Pupils use it in controlled tasks, usually from the Pupil's Book.</w:t>
+            </w:r>
+          </w:p>
+        </w:tc>
+      </w:tr>
+      <w:tr>
+        <w:trPr>
+          <w:cantSplit/>
+        </w:trPr>
+        <w:tc>
+          <w:tcPr>
+            <w:tcW w:w="1826" w:type="dxa"/>
+            <w:shd w:val="clear" w:color="auto" w:fill="FDF6E8"/>
+            <w:tcBorders>
+              <w:left w:val="single" w:sz="18" w:space="0" w:color="B07C12"/>
+            </w:tcBorders>
+          </w:tcPr>
+          <w:p>
+            <w:pPr>
+              <w:pStyle w:val="TableText"/>
+            </w:pPr>
+            <w:r>
+              <w:rPr>
+                <w:b/>
+                <w:color w:val="7D5205"/>
+              </w:rPr>
               <w:t xml:space="preserve">Production</w:t>
             </w:r>
           </w:p>
@@ -337,6 +267,7 @@
         <w:tc>
           <w:tcPr>
             <w:tcW w:w="974" w:type="dxa"/>
+            <w:shd w:val="clear" w:color="auto" w:fill="FDF6E8"/>
           </w:tcPr>
           <w:p>
             <w:pPr>
@@ -350,30 +281,39 @@
         <w:tc>
           <w:tcPr>
             <w:tcW w:w="7306" w:type="dxa"/>
-          </w:tcPr>
-          <w:p>
-            <w:pPr>
-              <w:pStyle w:val="TableText"/>
-            </w:pPr>
-            <w:r>
-              <w:t xml:space="preserve">Groups of three write and act a short first-day meeting, using am, is and are at least five times.</w:t>
-            </w:r>
-          </w:p>
-        </w:tc>
-      </w:tr>
-      <w:tr>
-        <w:trPr>
-          <w:cantSplit/>
-        </w:trPr>
-        <w:tc>
-          <w:tcPr>
-            <w:tcW w:w="1826" w:type="dxa"/>
-          </w:tcPr>
-          <w:p>
-            <w:pPr>
-              <w:pStyle w:val="TableText"/>
-            </w:pPr>
-            <w:r>
+            <w:shd w:val="clear" w:color="auto" w:fill="FDF6E8"/>
+          </w:tcPr>
+          <w:p>
+            <w:pPr>
+              <w:pStyle w:val="TableText"/>
+            </w:pPr>
+            <w:r>
+              <w:t xml:space="preserve">Pupils use it more freely, for a purpose of their own.</w:t>
+            </w:r>
+          </w:p>
+        </w:tc>
+      </w:tr>
+      <w:tr>
+        <w:trPr>
+          <w:cantSplit/>
+        </w:trPr>
+        <w:tc>
+          <w:tcPr>
+            <w:tcW w:w="1826" w:type="dxa"/>
+            <w:shd w:val="clear" w:color="auto" w:fill="F7F9FB"/>
+            <w:tcBorders>
+              <w:left w:val="single" w:sz="18" w:space="0" w:color="8E98A4"/>
+            </w:tcBorders>
+          </w:tcPr>
+          <w:p>
+            <w:pPr>
+              <w:pStyle w:val="TableText"/>
+            </w:pPr>
+            <w:r>
+              <w:rPr>
+                <w:b/>
+                <w:color w:val="33404F"/>
+              </w:rPr>
               <w:t xml:space="preserve">Check and close</w:t>
             </w:r>
           </w:p>
@@ -381,6 +321,7 @@
         <w:tc>
           <w:tcPr>
             <w:tcW w:w="974" w:type="dxa"/>
+            <w:shd w:val="clear" w:color="auto" w:fill="F7F9FB"/>
           </w:tcPr>
           <w:p>
             <w:pPr>
@@ -394,22 +335,14 @@
         <w:tc>
           <w:tcPr>
             <w:tcW w:w="7306" w:type="dxa"/>
-          </w:tcPr>
-          <w:p>
-            <w:pPr>
-              <w:pStyle w:val="TableText"/>
-            </w:pPr>
-            <w:r>
-              <w:t xml:space="preserve">Two groups perform; the class listens for am, is and are. </w:t>
-            </w:r>
-            <w:r>
-              <w:rPr>
-                <w:b/>
-              </w:rPr>
-              <w:t xml:space="preserve">Homework:</w:t>
-            </w:r>
-            <w:r>
-              <w:t xml:space="preserve"> Write five sentences about your family using am, is and are.</w:t>
+            <w:shd w:val="clear" w:color="auto" w:fill="F7F9FB"/>
+          </w:tcPr>
+          <w:p>
+            <w:pPr>
+              <w:pStyle w:val="TableText"/>
+            </w:pPr>
+            <w:r>
+              <w:t xml:space="preserve">A quick check of learning, then homework.</w:t>
             </w:r>
           </w:p>
         </w:tc>
@@ -422,7 +355,7 @@
         <w:keepNext/>
       </w:pPr>
       <w:r>
-        <w:t xml:space="preserve">Plan 2: Unit 2, Leisure Lesson</w:t>
+        <w:t xml:space="preserve">Plan 1: Unit 1, Hello</w:t>
       </w:r>
     </w:p>
     <w:p>
@@ -436,7 +369,7 @@
         <w:t xml:space="preserve">Book activity:</w:t>
       </w:r>
       <w:r>
-        <w:t xml:space="preserve"> Activities 5 and 6. </w:t>
+        <w:t xml:space="preserve"> Role play; Activity 7. </w:t>
       </w:r>
       <w:r>
         <w:rPr>
@@ -445,7 +378,7 @@
         <w:t xml:space="preserve">Focus:</w:t>
       </w:r>
       <w:r>
-        <w:t xml:space="preserve"> What people are doing now (present continuous).</w:t>
+        <w:t xml:space="preserve"> Introductions with am, is and are.</w:t>
       </w:r>
     </w:p>
     <w:p>
@@ -459,7 +392,7 @@
         <w:t xml:space="preserve">Learning outcome:</w:t>
       </w:r>
       <w:r>
-        <w:t xml:space="preserve"> by the end of the lesson, pupils will be able to describe actions happening now with is / are + -ing.</w:t>
+        <w:t xml:space="preserve"> by the end of the lesson, pupils will be able to introduce themselves and a classmate and choose am, is or are correctly.</w:t>
       </w:r>
     </w:p>
     <w:p>
@@ -473,7 +406,7 @@
         <w:t xml:space="preserve">Materials:</w:t>
       </w:r>
       <w:r>
-        <w:t xml:space="preserve"> The Unit 2 picture, verb cards.</w:t>
+        <w:t xml:space="preserve"> The Unit 1 role play, a chart of am / is / are.</w:t>
       </w:r>
     </w:p>
     <w:tbl>
@@ -562,12 +495,20 @@
         <w:tc>
           <w:tcPr>
             <w:tcW w:w="1826" w:type="dxa"/>
-          </w:tcPr>
-          <w:p>
-            <w:pPr>
-              <w:pStyle w:val="TableText"/>
-            </w:pPr>
-            <w:r>
+            <w:shd w:val="clear" w:color="auto" w:fill="EFF4FB"/>
+            <w:tcBorders>
+              <w:left w:val="single" w:sz="18" w:space="0" w:color="1E4276"/>
+            </w:tcBorders>
+          </w:tcPr>
+          <w:p>
+            <w:pPr>
+              <w:pStyle w:val="TableText"/>
+            </w:pPr>
+            <w:r>
+              <w:rPr>
+                <w:b/>
+                <w:color w:val="0F2647"/>
+              </w:rPr>
               <w:t xml:space="preserve">Presentation</w:t>
             </w:r>
           </w:p>
@@ -575,6 +516,7 @@
         <w:tc>
           <w:tcPr>
             <w:tcW w:w="974" w:type="dxa"/>
+            <w:shd w:val="clear" w:color="auto" w:fill="EFF4FB"/>
           </w:tcPr>
           <w:p>
             <w:pPr>
@@ -588,30 +530,39 @@
         <w:tc>
           <w:tcPr>
             <w:tcW w:w="7306" w:type="dxa"/>
-          </w:tcPr>
-          <w:p>
-            <w:pPr>
-              <w:pStyle w:val="TableText"/>
-            </w:pPr>
-            <w:r>
-              <w:t xml:space="preserve">Mime writing and ask What am I doing? Write You are writing. Show the pattern am / is / are + verb-ing and spelling changes (swim – swimming, make – making).</w:t>
-            </w:r>
-          </w:p>
-        </w:tc>
-      </w:tr>
-      <w:tr>
-        <w:trPr>
-          <w:cantSplit/>
-        </w:trPr>
-        <w:tc>
-          <w:tcPr>
-            <w:tcW w:w="1826" w:type="dxa"/>
-          </w:tcPr>
-          <w:p>
-            <w:pPr>
-              <w:pStyle w:val="TableText"/>
-            </w:pPr>
-            <w:r>
+            <w:shd w:val="clear" w:color="auto" w:fill="EFF4FB"/>
+          </w:tcPr>
+          <w:p>
+            <w:pPr>
+              <w:pStyle w:val="TableText"/>
+            </w:pPr>
+            <w:r>
+              <w:t xml:space="preserve">Introduce yourself: I am Mrs Perera. I am your English teacher. Point to pupils: This is Nimal. He is in Grade 6. They are friends. Build the chart: I – am; he / she / it – is; we / you / they – are.</w:t>
+            </w:r>
+          </w:p>
+        </w:tc>
+      </w:tr>
+      <w:tr>
+        <w:trPr>
+          <w:cantSplit/>
+        </w:trPr>
+        <w:tc>
+          <w:tcPr>
+            <w:tcW w:w="1826" w:type="dxa"/>
+            <w:shd w:val="clear" w:color="auto" w:fill="EDF7F4"/>
+            <w:tcBorders>
+              <w:left w:val="single" w:sz="18" w:space="0" w:color="0E7C66"/>
+            </w:tcBorders>
+          </w:tcPr>
+          <w:p>
+            <w:pPr>
+              <w:pStyle w:val="TableText"/>
+            </w:pPr>
+            <w:r>
+              <w:rPr>
+                <w:b/>
+                <w:color w:val="08503F"/>
+              </w:rPr>
               <w:t xml:space="preserve">Practice</w:t>
             </w:r>
           </w:p>
@@ -619,6 +570,7 @@
         <w:tc>
           <w:tcPr>
             <w:tcW w:w="974" w:type="dxa"/>
+            <w:shd w:val="clear" w:color="auto" w:fill="EDF7F4"/>
           </w:tcPr>
           <w:p>
             <w:pPr>
@@ -632,30 +584,39 @@
         <w:tc>
           <w:tcPr>
             <w:tcW w:w="7306" w:type="dxa"/>
-          </w:tcPr>
-          <w:p>
-            <w:pPr>
-              <w:pStyle w:val="TableText"/>
-            </w:pPr>
-            <w:r>
-              <w:t xml:space="preserve">Mime-and-guess with verb cards: She is swimming. Complete Activity 5.</w:t>
-            </w:r>
-          </w:p>
-        </w:tc>
-      </w:tr>
-      <w:tr>
-        <w:trPr>
-          <w:cantSplit/>
-        </w:trPr>
-        <w:tc>
-          <w:tcPr>
-            <w:tcW w:w="1826" w:type="dxa"/>
-          </w:tcPr>
-          <w:p>
-            <w:pPr>
-              <w:pStyle w:val="TableText"/>
-            </w:pPr>
-            <w:r>
+            <w:shd w:val="clear" w:color="auto" w:fill="EDF7F4"/>
+          </w:tcPr>
+          <w:p>
+            <w:pPr>
+              <w:pStyle w:val="TableText"/>
+            </w:pPr>
+            <w:r>
+              <w:t xml:space="preserve">Read the role play in pairs. Chain drill: each pupil says I am ... and introduces the next pupil. Do Activity 7 (am, is or are) and check with a partner.</w:t>
+            </w:r>
+          </w:p>
+        </w:tc>
+      </w:tr>
+      <w:tr>
+        <w:trPr>
+          <w:cantSplit/>
+        </w:trPr>
+        <w:tc>
+          <w:tcPr>
+            <w:tcW w:w="1826" w:type="dxa"/>
+            <w:shd w:val="clear" w:color="auto" w:fill="FDF6E8"/>
+            <w:tcBorders>
+              <w:left w:val="single" w:sz="18" w:space="0" w:color="B07C12"/>
+            </w:tcBorders>
+          </w:tcPr>
+          <w:p>
+            <w:pPr>
+              <w:pStyle w:val="TableText"/>
+            </w:pPr>
+            <w:r>
+              <w:rPr>
+                <w:b/>
+                <w:color w:val="7D5205"/>
+              </w:rPr>
               <w:t xml:space="preserve">Production</w:t>
             </w:r>
           </w:p>
@@ -663,6 +624,7 @@
         <w:tc>
           <w:tcPr>
             <w:tcW w:w="974" w:type="dxa"/>
+            <w:shd w:val="clear" w:color="auto" w:fill="FDF6E8"/>
           </w:tcPr>
           <w:p>
             <w:pPr>
@@ -676,30 +638,39 @@
         <w:tc>
           <w:tcPr>
             <w:tcW w:w="7306" w:type="dxa"/>
-          </w:tcPr>
-          <w:p>
-            <w:pPr>
-              <w:pStyle w:val="TableText"/>
-            </w:pPr>
-            <w:r>
-              <w:t xml:space="preserve">Pairs describe the Unit 2 picture aloud, then write four sentences (Activity 6).</w:t>
-            </w:r>
-          </w:p>
-        </w:tc>
-      </w:tr>
-      <w:tr>
-        <w:trPr>
-          <w:cantSplit/>
-        </w:trPr>
-        <w:tc>
-          <w:tcPr>
-            <w:tcW w:w="1826" w:type="dxa"/>
-          </w:tcPr>
-          <w:p>
-            <w:pPr>
-              <w:pStyle w:val="TableText"/>
-            </w:pPr>
-            <w:r>
+            <w:shd w:val="clear" w:color="auto" w:fill="FDF6E8"/>
+          </w:tcPr>
+          <w:p>
+            <w:pPr>
+              <w:pStyle w:val="TableText"/>
+            </w:pPr>
+            <w:r>
+              <w:t xml:space="preserve">Groups of three write and act a short first-day meeting, using am, is and are at least five times.</w:t>
+            </w:r>
+          </w:p>
+        </w:tc>
+      </w:tr>
+      <w:tr>
+        <w:trPr>
+          <w:cantSplit/>
+        </w:trPr>
+        <w:tc>
+          <w:tcPr>
+            <w:tcW w:w="1826" w:type="dxa"/>
+            <w:shd w:val="clear" w:color="auto" w:fill="F7F9FB"/>
+            <w:tcBorders>
+              <w:left w:val="single" w:sz="18" w:space="0" w:color="8E98A4"/>
+            </w:tcBorders>
+          </w:tcPr>
+          <w:p>
+            <w:pPr>
+              <w:pStyle w:val="TableText"/>
+            </w:pPr>
+            <w:r>
+              <w:rPr>
+                <w:b/>
+                <w:color w:val="33404F"/>
+              </w:rPr>
               <w:t xml:space="preserve">Check and close</w:t>
             </w:r>
           </w:p>
@@ -707,6 +678,7 @@
         <w:tc>
           <w:tcPr>
             <w:tcW w:w="974" w:type="dxa"/>
+            <w:shd w:val="clear" w:color="auto" w:fill="F7F9FB"/>
           </w:tcPr>
           <w:p>
             <w:pPr>
@@ -720,13 +692,14 @@
         <w:tc>
           <w:tcPr>
             <w:tcW w:w="7306" w:type="dxa"/>
-          </w:tcPr>
-          <w:p>
-            <w:pPr>
-              <w:pStyle w:val="TableText"/>
-            </w:pPr>
-            <w:r>
-              <w:t xml:space="preserve">Check three -ing spellings on the board. </w:t>
+            <w:shd w:val="clear" w:color="auto" w:fill="F7F9FB"/>
+          </w:tcPr>
+          <w:p>
+            <w:pPr>
+              <w:pStyle w:val="TableText"/>
+            </w:pPr>
+            <w:r>
+              <w:t xml:space="preserve">Two groups perform; the class listens for am, is and are. </w:t>
             </w:r>
             <w:r>
               <w:rPr>
@@ -735,7 +708,7 @@
               <w:t xml:space="preserve">Homework:</w:t>
             </w:r>
             <w:r>
-              <w:t xml:space="preserve"> Write what five family members are doing at 7 p.m. tonight.</w:t>
+              <w:t xml:space="preserve"> Write five sentences about your family using am, is and are.</w:t>
             </w:r>
           </w:p>
         </w:tc>
@@ -748,7 +721,7 @@
         <w:keepNext/>
       </w:pPr>
       <w:r>
-        <w:t xml:space="preserve">Plan 3: Unit 3, Where's Everything?</w:t>
+        <w:t xml:space="preserve">Plan 2: Unit 2, Leisure Lesson</w:t>
       </w:r>
     </w:p>
     <w:p>
@@ -762,7 +735,7 @@
         <w:t xml:space="preserve">Book activity:</w:t>
       </w:r>
       <w:r>
-        <w:t xml:space="preserve"> Activities 3, 4 and 6. </w:t>
+        <w:t xml:space="preserve"> Activities 5 and 6. </w:t>
       </w:r>
       <w:r>
         <w:rPr>
@@ -771,7 +744,7 @@
         <w:t xml:space="preserve">Focus:</w:t>
       </w:r>
       <w:r>
-        <w:t xml:space="preserve"> Prepositions of place.</w:t>
+        <w:t xml:space="preserve"> What people are doing now (present continuous).</w:t>
       </w:r>
     </w:p>
     <w:p>
@@ -785,7 +758,7 @@
         <w:t xml:space="preserve">Learning outcome:</w:t>
       </w:r>
       <w:r>
-        <w:t xml:space="preserve"> by the end of the lesson, pupils will be able to say and write where things are with in, on, under, near, next to and between.</w:t>
+        <w:t xml:space="preserve"> by the end of the lesson, pupils will be able to describe actions happening now with is / are + -ing.</w:t>
       </w:r>
     </w:p>
     <w:p>
@@ -799,7 +772,7 @@
         <w:t xml:space="preserve">Materials:</w:t>
       </w:r>
       <w:r>
-        <w:t xml:space="preserve"> A box, a pen, classroom objects.</w:t>
+        <w:t xml:space="preserve"> The Unit 2 picture, verb cards.</w:t>
       </w:r>
     </w:p>
     <w:tbl>
@@ -888,12 +861,20 @@
         <w:tc>
           <w:tcPr>
             <w:tcW w:w="1826" w:type="dxa"/>
-          </w:tcPr>
-          <w:p>
-            <w:pPr>
-              <w:pStyle w:val="TableText"/>
-            </w:pPr>
-            <w:r>
+            <w:shd w:val="clear" w:color="auto" w:fill="EFF4FB"/>
+            <w:tcBorders>
+              <w:left w:val="single" w:sz="18" w:space="0" w:color="1E4276"/>
+            </w:tcBorders>
+          </w:tcPr>
+          <w:p>
+            <w:pPr>
+              <w:pStyle w:val="TableText"/>
+            </w:pPr>
+            <w:r>
+              <w:rPr>
+                <w:b/>
+                <w:color w:val="0F2647"/>
+              </w:rPr>
               <w:t xml:space="preserve">Presentation</w:t>
             </w:r>
           </w:p>
@@ -901,6 +882,7 @@
         <w:tc>
           <w:tcPr>
             <w:tcW w:w="974" w:type="dxa"/>
+            <w:shd w:val="clear" w:color="auto" w:fill="EFF4FB"/>
           </w:tcPr>
           <w:p>
             <w:pPr>
@@ -914,30 +896,39 @@
         <w:tc>
           <w:tcPr>
             <w:tcW w:w="7306" w:type="dxa"/>
-          </w:tcPr>
-          <w:p>
-            <w:pPr>
-              <w:pStyle w:val="TableText"/>
-            </w:pPr>
-            <w:r>
-              <w:t xml:space="preserve">Use the box and pen: The pen is in / on / under the box. Place a book between two bags and write each preposition with a sketch.</w:t>
-            </w:r>
-          </w:p>
-        </w:tc>
-      </w:tr>
-      <w:tr>
-        <w:trPr>
-          <w:cantSplit/>
-        </w:trPr>
-        <w:tc>
-          <w:tcPr>
-            <w:tcW w:w="1826" w:type="dxa"/>
-          </w:tcPr>
-          <w:p>
-            <w:pPr>
-              <w:pStyle w:val="TableText"/>
-            </w:pPr>
-            <w:r>
+            <w:shd w:val="clear" w:color="auto" w:fill="EFF4FB"/>
+          </w:tcPr>
+          <w:p>
+            <w:pPr>
+              <w:pStyle w:val="TableText"/>
+            </w:pPr>
+            <w:r>
+              <w:t xml:space="preserve">Mime writing and ask What am I doing? Write You are writing. Show the pattern am / is / are + verb-ing and spelling changes (swim – swimming, make – making).</w:t>
+            </w:r>
+          </w:p>
+        </w:tc>
+      </w:tr>
+      <w:tr>
+        <w:trPr>
+          <w:cantSplit/>
+        </w:trPr>
+        <w:tc>
+          <w:tcPr>
+            <w:tcW w:w="1826" w:type="dxa"/>
+            <w:shd w:val="clear" w:color="auto" w:fill="EDF7F4"/>
+            <w:tcBorders>
+              <w:left w:val="single" w:sz="18" w:space="0" w:color="0E7C66"/>
+            </w:tcBorders>
+          </w:tcPr>
+          <w:p>
+            <w:pPr>
+              <w:pStyle w:val="TableText"/>
+            </w:pPr>
+            <w:r>
+              <w:rPr>
+                <w:b/>
+                <w:color w:val="08503F"/>
+              </w:rPr>
               <w:t xml:space="preserve">Practice</w:t>
             </w:r>
           </w:p>
@@ -945,6 +936,7 @@
         <w:tc>
           <w:tcPr>
             <w:tcW w:w="974" w:type="dxa"/>
+            <w:shd w:val="clear" w:color="auto" w:fill="EDF7F4"/>
           </w:tcPr>
           <w:p>
             <w:pPr>
@@ -958,30 +950,39 @@
         <w:tc>
           <w:tcPr>
             <w:tcW w:w="7306" w:type="dxa"/>
-          </w:tcPr>
-          <w:p>
-            <w:pPr>
-              <w:pStyle w:val="TableText"/>
-            </w:pPr>
-            <w:r>
-              <w:t xml:space="preserve">Pair work: list classroom objects and say where they are (Activity 3). Write sentences about the picture (Activity 4).</w:t>
-            </w:r>
-          </w:p>
-        </w:tc>
-      </w:tr>
-      <w:tr>
-        <w:trPr>
-          <w:cantSplit/>
-        </w:trPr>
-        <w:tc>
-          <w:tcPr>
-            <w:tcW w:w="1826" w:type="dxa"/>
-          </w:tcPr>
-          <w:p>
-            <w:pPr>
-              <w:pStyle w:val="TableText"/>
-            </w:pPr>
-            <w:r>
+            <w:shd w:val="clear" w:color="auto" w:fill="EDF7F4"/>
+          </w:tcPr>
+          <w:p>
+            <w:pPr>
+              <w:pStyle w:val="TableText"/>
+            </w:pPr>
+            <w:r>
+              <w:t xml:space="preserve">Mime-and-guess with verb cards: She is swimming. Complete Activity 5.</w:t>
+            </w:r>
+          </w:p>
+        </w:tc>
+      </w:tr>
+      <w:tr>
+        <w:trPr>
+          <w:cantSplit/>
+        </w:trPr>
+        <w:tc>
+          <w:tcPr>
+            <w:tcW w:w="1826" w:type="dxa"/>
+            <w:shd w:val="clear" w:color="auto" w:fill="FDF6E8"/>
+            <w:tcBorders>
+              <w:left w:val="single" w:sz="18" w:space="0" w:color="B07C12"/>
+            </w:tcBorders>
+          </w:tcPr>
+          <w:p>
+            <w:pPr>
+              <w:pStyle w:val="TableText"/>
+            </w:pPr>
+            <w:r>
+              <w:rPr>
+                <w:b/>
+                <w:color w:val="7D5205"/>
+              </w:rPr>
               <w:t xml:space="preserve">Production</w:t>
             </w:r>
           </w:p>
@@ -989,6 +990,7 @@
         <w:tc>
           <w:tcPr>
             <w:tcW w:w="974" w:type="dxa"/>
+            <w:shd w:val="clear" w:color="auto" w:fill="FDF6E8"/>
           </w:tcPr>
           <w:p>
             <w:pPr>
@@ -1002,30 +1004,39 @@
         <w:tc>
           <w:tcPr>
             <w:tcW w:w="7306" w:type="dxa"/>
-          </w:tcPr>
-          <w:p>
-            <w:pPr>
-              <w:pStyle w:val="TableText"/>
-            </w:pPr>
-            <w:r>
-              <w:t xml:space="preserve">Listen and draw (Activity 6), then pupils describe their own picture for a partner to draw.</w:t>
-            </w:r>
-          </w:p>
-        </w:tc>
-      </w:tr>
-      <w:tr>
-        <w:trPr>
-          <w:cantSplit/>
-        </w:trPr>
-        <w:tc>
-          <w:tcPr>
-            <w:tcW w:w="1826" w:type="dxa"/>
-          </w:tcPr>
-          <w:p>
-            <w:pPr>
-              <w:pStyle w:val="TableText"/>
-            </w:pPr>
-            <w:r>
+            <w:shd w:val="clear" w:color="auto" w:fill="FDF6E8"/>
+          </w:tcPr>
+          <w:p>
+            <w:pPr>
+              <w:pStyle w:val="TableText"/>
+            </w:pPr>
+            <w:r>
+              <w:t xml:space="preserve">Pairs describe the Unit 2 picture aloud, then write four sentences (Activity 6).</w:t>
+            </w:r>
+          </w:p>
+        </w:tc>
+      </w:tr>
+      <w:tr>
+        <w:trPr>
+          <w:cantSplit/>
+        </w:trPr>
+        <w:tc>
+          <w:tcPr>
+            <w:tcW w:w="1826" w:type="dxa"/>
+            <w:shd w:val="clear" w:color="auto" w:fill="F7F9FB"/>
+            <w:tcBorders>
+              <w:left w:val="single" w:sz="18" w:space="0" w:color="8E98A4"/>
+            </w:tcBorders>
+          </w:tcPr>
+          <w:p>
+            <w:pPr>
+              <w:pStyle w:val="TableText"/>
+            </w:pPr>
+            <w:r>
+              <w:rPr>
+                <w:b/>
+                <w:color w:val="33404F"/>
+              </w:rPr>
               <w:t xml:space="preserve">Check and close</w:t>
             </w:r>
           </w:p>
@@ -1033,6 +1044,7 @@
         <w:tc>
           <w:tcPr>
             <w:tcW w:w="974" w:type="dxa"/>
+            <w:shd w:val="clear" w:color="auto" w:fill="F7F9FB"/>
           </w:tcPr>
           <w:p>
             <w:pPr>
@@ -1046,13 +1058,14 @@
         <w:tc>
           <w:tcPr>
             <w:tcW w:w="7306" w:type="dxa"/>
-          </w:tcPr>
-          <w:p>
-            <w:pPr>
-              <w:pStyle w:val="TableText"/>
-            </w:pPr>
-            <w:r>
-              <w:t xml:space="preserve">Compare drawings: which pairs matched? </w:t>
+            <w:shd w:val="clear" w:color="auto" w:fill="F7F9FB"/>
+          </w:tcPr>
+          <w:p>
+            <w:pPr>
+              <w:pStyle w:val="TableText"/>
+            </w:pPr>
+            <w:r>
+              <w:t xml:space="preserve">Check three -ing spellings on the board. </w:t>
             </w:r>
             <w:r>
               <w:rPr>
@@ -1061,7 +1074,7 @@
               <w:t xml:space="preserve">Homework:</w:t>
             </w:r>
             <w:r>
-              <w:t xml:space="preserve"> Write five sentences about your bedroom.</w:t>
+              <w:t xml:space="preserve"> Write what five family members are doing at 7 p.m. tonight.</w:t>
             </w:r>
           </w:p>
         </w:tc>
@@ -1074,7 +1087,7 @@
         <w:keepNext/>
       </w:pPr>
       <w:r>
-        <w:t xml:space="preserve">Plan 4: Unit 4, What Can You See?</w:t>
+        <w:t xml:space="preserve">Plan 3: Unit 3, Where's Everything?</w:t>
       </w:r>
     </w:p>
     <w:p>
@@ -1088,7 +1101,7 @@
         <w:t xml:space="preserve">Book activity:</w:t>
       </w:r>
       <w:r>
-        <w:t xml:space="preserve"> Activities 1 and 2. </w:t>
+        <w:t xml:space="preserve"> Activities 3, 4 and 6. </w:t>
       </w:r>
       <w:r>
         <w:rPr>
@@ -1097,7 +1110,7 @@
         <w:t xml:space="preserve">Focus:</w:t>
       </w:r>
       <w:r>
-        <w:t xml:space="preserve"> This, that, these, those.</w:t>
+        <w:t xml:space="preserve"> Prepositions of place.</w:t>
       </w:r>
     </w:p>
     <w:p>
@@ -1111,7 +1124,7 @@
         <w:t xml:space="preserve">Learning outcome:</w:t>
       </w:r>
       <w:r>
-        <w:t xml:space="preserve"> by the end of the lesson, pupils will be able to use this / these for near things and that / those for things far away.</w:t>
+        <w:t xml:space="preserve"> by the end of the lesson, pupils will be able to say and write where things are with in, on, under, near, next to and between.</w:t>
       </w:r>
     </w:p>
     <w:p>
@@ -1125,7 +1138,7 @@
         <w:t xml:space="preserve">Materials:</w:t>
       </w:r>
       <w:r>
-        <w:t xml:space="preserve"> Objects placed near and far from the teacher.</w:t>
+        <w:t xml:space="preserve"> A box, a pen, classroom objects.</w:t>
       </w:r>
     </w:p>
     <w:tbl>
@@ -1214,12 +1227,20 @@
         <w:tc>
           <w:tcPr>
             <w:tcW w:w="1826" w:type="dxa"/>
-          </w:tcPr>
-          <w:p>
-            <w:pPr>
-              <w:pStyle w:val="TableText"/>
-            </w:pPr>
-            <w:r>
+            <w:shd w:val="clear" w:color="auto" w:fill="EFF4FB"/>
+            <w:tcBorders>
+              <w:left w:val="single" w:sz="18" w:space="0" w:color="1E4276"/>
+            </w:tcBorders>
+          </w:tcPr>
+          <w:p>
+            <w:pPr>
+              <w:pStyle w:val="TableText"/>
+            </w:pPr>
+            <w:r>
+              <w:rPr>
+                <w:b/>
+                <w:color w:val="0F2647"/>
+              </w:rPr>
               <w:t xml:space="preserve">Presentation</w:t>
             </w:r>
           </w:p>
@@ -1227,6 +1248,7 @@
         <w:tc>
           <w:tcPr>
             <w:tcW w:w="974" w:type="dxa"/>
+            <w:shd w:val="clear" w:color="auto" w:fill="EFF4FB"/>
           </w:tcPr>
           <w:p>
             <w:pPr>
@@ -1240,30 +1262,39 @@
         <w:tc>
           <w:tcPr>
             <w:tcW w:w="7306" w:type="dxa"/>
-          </w:tcPr>
-          <w:p>
-            <w:pPr>
-              <w:pStyle w:val="TableText"/>
-            </w:pPr>
-            <w:r>
-              <w:t xml:space="preserve">Hold a pen: This is a pen. Point to one far away: That is a pen. Repeat with plurals. Draw a near / far, one / many table.</w:t>
-            </w:r>
-          </w:p>
-        </w:tc>
-      </w:tr>
-      <w:tr>
-        <w:trPr>
-          <w:cantSplit/>
-        </w:trPr>
-        <w:tc>
-          <w:tcPr>
-            <w:tcW w:w="1826" w:type="dxa"/>
-          </w:tcPr>
-          <w:p>
-            <w:pPr>
-              <w:pStyle w:val="TableText"/>
-            </w:pPr>
-            <w:r>
+            <w:shd w:val="clear" w:color="auto" w:fill="EFF4FB"/>
+          </w:tcPr>
+          <w:p>
+            <w:pPr>
+              <w:pStyle w:val="TableText"/>
+            </w:pPr>
+            <w:r>
+              <w:t xml:space="preserve">Use the box and pen: The pen is in / on / under the box. Place a book between two bags and write each preposition with a sketch.</w:t>
+            </w:r>
+          </w:p>
+        </w:tc>
+      </w:tr>
+      <w:tr>
+        <w:trPr>
+          <w:cantSplit/>
+        </w:trPr>
+        <w:tc>
+          <w:tcPr>
+            <w:tcW w:w="1826" w:type="dxa"/>
+            <w:shd w:val="clear" w:color="auto" w:fill="EDF7F4"/>
+            <w:tcBorders>
+              <w:left w:val="single" w:sz="18" w:space="0" w:color="0E7C66"/>
+            </w:tcBorders>
+          </w:tcPr>
+          <w:p>
+            <w:pPr>
+              <w:pStyle w:val="TableText"/>
+            </w:pPr>
+            <w:r>
+              <w:rPr>
+                <w:b/>
+                <w:color w:val="08503F"/>
+              </w:rPr>
               <w:t xml:space="preserve">Practice</w:t>
             </w:r>
           </w:p>
@@ -1271,6 +1302,7 @@
         <w:tc>
           <w:tcPr>
             <w:tcW w:w="974" w:type="dxa"/>
+            <w:shd w:val="clear" w:color="auto" w:fill="EDF7F4"/>
           </w:tcPr>
           <w:p>
             <w:pPr>
@@ -1284,30 +1316,39 @@
         <w:tc>
           <w:tcPr>
             <w:tcW w:w="7306" w:type="dxa"/>
-          </w:tcPr>
-          <w:p>
-            <w:pPr>
-              <w:pStyle w:val="TableText"/>
-            </w:pPr>
-            <w:r>
-              <w:t xml:space="preserve">Complete Activity 1. Point-and-say game.</w:t>
-            </w:r>
-          </w:p>
-        </w:tc>
-      </w:tr>
-      <w:tr>
-        <w:trPr>
-          <w:cantSplit/>
-        </w:trPr>
-        <w:tc>
-          <w:tcPr>
-            <w:tcW w:w="1826" w:type="dxa"/>
-          </w:tcPr>
-          <w:p>
-            <w:pPr>
-              <w:pStyle w:val="TableText"/>
-            </w:pPr>
-            <w:r>
+            <w:shd w:val="clear" w:color="auto" w:fill="EDF7F4"/>
+          </w:tcPr>
+          <w:p>
+            <w:pPr>
+              <w:pStyle w:val="TableText"/>
+            </w:pPr>
+            <w:r>
+              <w:t xml:space="preserve">Pair work: list classroom objects and say where they are (Activity 3). Write sentences about the picture (Activity 4).</w:t>
+            </w:r>
+          </w:p>
+        </w:tc>
+      </w:tr>
+      <w:tr>
+        <w:trPr>
+          <w:cantSplit/>
+        </w:trPr>
+        <w:tc>
+          <w:tcPr>
+            <w:tcW w:w="1826" w:type="dxa"/>
+            <w:shd w:val="clear" w:color="auto" w:fill="FDF6E8"/>
+            <w:tcBorders>
+              <w:left w:val="single" w:sz="18" w:space="0" w:color="B07C12"/>
+            </w:tcBorders>
+          </w:tcPr>
+          <w:p>
+            <w:pPr>
+              <w:pStyle w:val="TableText"/>
+            </w:pPr>
+            <w:r>
+              <w:rPr>
+                <w:b/>
+                <w:color w:val="7D5205"/>
+              </w:rPr>
               <w:t xml:space="preserve">Production</w:t>
             </w:r>
           </w:p>
@@ -1315,6 +1356,7 @@
         <w:tc>
           <w:tcPr>
             <w:tcW w:w="974" w:type="dxa"/>
+            <w:shd w:val="clear" w:color="auto" w:fill="FDF6E8"/>
           </w:tcPr>
           <w:p>
             <w:pPr>
@@ -1328,30 +1370,39 @@
         <w:tc>
           <w:tcPr>
             <w:tcW w:w="7306" w:type="dxa"/>
-          </w:tcPr>
-          <w:p>
-            <w:pPr>
-              <w:pStyle w:val="TableText"/>
-            </w:pPr>
-            <w:r>
-              <w:t xml:space="preserve">Activity 2: six sentences about things in and outside the classroom, using all four words.</w:t>
-            </w:r>
-          </w:p>
-        </w:tc>
-      </w:tr>
-      <w:tr>
-        <w:trPr>
-          <w:cantSplit/>
-        </w:trPr>
-        <w:tc>
-          <w:tcPr>
-            <w:tcW w:w="1826" w:type="dxa"/>
-          </w:tcPr>
-          <w:p>
-            <w:pPr>
-              <w:pStyle w:val="TableText"/>
-            </w:pPr>
-            <w:r>
+            <w:shd w:val="clear" w:color="auto" w:fill="FDF6E8"/>
+          </w:tcPr>
+          <w:p>
+            <w:pPr>
+              <w:pStyle w:val="TableText"/>
+            </w:pPr>
+            <w:r>
+              <w:t xml:space="preserve">Listen and draw (Activity 6), then pupils describe their own picture for a partner to draw.</w:t>
+            </w:r>
+          </w:p>
+        </w:tc>
+      </w:tr>
+      <w:tr>
+        <w:trPr>
+          <w:cantSplit/>
+        </w:trPr>
+        <w:tc>
+          <w:tcPr>
+            <w:tcW w:w="1826" w:type="dxa"/>
+            <w:shd w:val="clear" w:color="auto" w:fill="F7F9FB"/>
+            <w:tcBorders>
+              <w:left w:val="single" w:sz="18" w:space="0" w:color="8E98A4"/>
+            </w:tcBorders>
+          </w:tcPr>
+          <w:p>
+            <w:pPr>
+              <w:pStyle w:val="TableText"/>
+            </w:pPr>
+            <w:r>
+              <w:rPr>
+                <w:b/>
+                <w:color w:val="33404F"/>
+              </w:rPr>
               <w:t xml:space="preserve">Check and close</w:t>
             </w:r>
           </w:p>
@@ -1359,6 +1410,7 @@
         <w:tc>
           <w:tcPr>
             <w:tcW w:w="974" w:type="dxa"/>
+            <w:shd w:val="clear" w:color="auto" w:fill="F7F9FB"/>
           </w:tcPr>
           <w:p>
             <w:pPr>
@@ -1372,13 +1424,14 @@
         <w:tc>
           <w:tcPr>
             <w:tcW w:w="7306" w:type="dxa"/>
-          </w:tcPr>
-          <w:p>
-            <w:pPr>
-              <w:pStyle w:val="TableText"/>
-            </w:pPr>
-            <w:r>
-              <w:t xml:space="preserve">Read three sentences; the class points near or far. </w:t>
+            <w:shd w:val="clear" w:color="auto" w:fill="F7F9FB"/>
+          </w:tcPr>
+          <w:p>
+            <w:pPr>
+              <w:pStyle w:val="TableText"/>
+            </w:pPr>
+            <w:r>
+              <w:t xml:space="preserve">Compare drawings: which pairs matched? </w:t>
             </w:r>
             <w:r>
               <w:rPr>
@@ -1387,7 +1440,7 @@
               <w:t xml:space="preserve">Homework:</w:t>
             </w:r>
             <w:r>
-              <w:t xml:space="preserve"> Label a drawing of your table with four sentences.</w:t>
+              <w:t xml:space="preserve"> Write five sentences about your bedroom.</w:t>
             </w:r>
           </w:p>
         </w:tc>
@@ -1400,7 +1453,7 @@
         <w:keepNext/>
       </w:pPr>
       <w:r>
-        <w:t xml:space="preserve">Plan 5: Unit 5, Aunt Minoli's Kitchen</w:t>
+        <w:t xml:space="preserve">Plan 4: Unit 4, What Can You See?</w:t>
       </w:r>
     </w:p>
     <w:p>
@@ -1423,7 +1476,7 @@
         <w:t xml:space="preserve">Focus:</w:t>
       </w:r>
       <w:r>
-        <w:t xml:space="preserve"> Instructions in order.</w:t>
+        <w:t xml:space="preserve"> This, that, these, those.</w:t>
       </w:r>
     </w:p>
     <w:p>
@@ -1437,7 +1490,7 @@
         <w:t xml:space="preserve">Learning outcome:</w:t>
       </w:r>
       <w:r>
-        <w:t xml:space="preserve"> by the end of the lesson, pupils will be able to give instructions for a simple recipe using imperatives and first, next, then, finally.</w:t>
+        <w:t xml:space="preserve"> by the end of the lesson, pupils will be able to use this / these for near things and that / those for things far away.</w:t>
       </w:r>
     </w:p>
     <w:p>
@@ -1451,7 +1504,7 @@
         <w:t xml:space="preserve">Materials:</w:t>
       </w:r>
       <w:r>
-        <w:t xml:space="preserve"> Step pictures for making tea, sequence word cards.</w:t>
+        <w:t xml:space="preserve"> Objects placed near and far from the teacher.</w:t>
       </w:r>
     </w:p>
     <w:tbl>
@@ -1540,12 +1593,20 @@
         <w:tc>
           <w:tcPr>
             <w:tcW w:w="1826" w:type="dxa"/>
-          </w:tcPr>
-          <w:p>
-            <w:pPr>
-              <w:pStyle w:val="TableText"/>
-            </w:pPr>
-            <w:r>
+            <w:shd w:val="clear" w:color="auto" w:fill="EFF4FB"/>
+            <w:tcBorders>
+              <w:left w:val="single" w:sz="18" w:space="0" w:color="1E4276"/>
+            </w:tcBorders>
+          </w:tcPr>
+          <w:p>
+            <w:pPr>
+              <w:pStyle w:val="TableText"/>
+            </w:pPr>
+            <w:r>
+              <w:rPr>
+                <w:b/>
+                <w:color w:val="0F2647"/>
+              </w:rPr>
               <w:t xml:space="preserve">Presentation</w:t>
             </w:r>
           </w:p>
@@ -1553,6 +1614,7 @@
         <w:tc>
           <w:tcPr>
             <w:tcW w:w="974" w:type="dxa"/>
+            <w:shd w:val="clear" w:color="auto" w:fill="EFF4FB"/>
           </w:tcPr>
           <w:p>
             <w:pPr>
@@ -1566,30 +1628,39 @@
         <w:tc>
           <w:tcPr>
             <w:tcW w:w="7306" w:type="dxa"/>
-          </w:tcPr>
-          <w:p>
-            <w:pPr>
-              <w:pStyle w:val="TableText"/>
-            </w:pPr>
-            <w:r>
-              <w:t xml:space="preserve">Act out making tea: First, boil the water. Next, put tea leaves in the pot. Point out that each instruction starts with a verb.</w:t>
-            </w:r>
-          </w:p>
-        </w:tc>
-      </w:tr>
-      <w:tr>
-        <w:trPr>
-          <w:cantSplit/>
-        </w:trPr>
-        <w:tc>
-          <w:tcPr>
-            <w:tcW w:w="1826" w:type="dxa"/>
-          </w:tcPr>
-          <w:p>
-            <w:pPr>
-              <w:pStyle w:val="TableText"/>
-            </w:pPr>
-            <w:r>
+            <w:shd w:val="clear" w:color="auto" w:fill="EFF4FB"/>
+          </w:tcPr>
+          <w:p>
+            <w:pPr>
+              <w:pStyle w:val="TableText"/>
+            </w:pPr>
+            <w:r>
+              <w:t xml:space="preserve">Hold a pen: This is a pen. Point to one far away: That is a pen. Repeat with plurals. Draw a near / far, one / many table.</w:t>
+            </w:r>
+          </w:p>
+        </w:tc>
+      </w:tr>
+      <w:tr>
+        <w:trPr>
+          <w:cantSplit/>
+        </w:trPr>
+        <w:tc>
+          <w:tcPr>
+            <w:tcW w:w="1826" w:type="dxa"/>
+            <w:shd w:val="clear" w:color="auto" w:fill="EDF7F4"/>
+            <w:tcBorders>
+              <w:left w:val="single" w:sz="18" w:space="0" w:color="0E7C66"/>
+            </w:tcBorders>
+          </w:tcPr>
+          <w:p>
+            <w:pPr>
+              <w:pStyle w:val="TableText"/>
+            </w:pPr>
+            <w:r>
+              <w:rPr>
+                <w:b/>
+                <w:color w:val="08503F"/>
+              </w:rPr>
               <w:t xml:space="preserve">Practice</w:t>
             </w:r>
           </w:p>
@@ -1597,6 +1668,7 @@
         <w:tc>
           <w:tcPr>
             <w:tcW w:w="974" w:type="dxa"/>
+            <w:shd w:val="clear" w:color="auto" w:fill="EDF7F4"/>
           </w:tcPr>
           <w:p>
             <w:pPr>
@@ -1610,30 +1682,39 @@
         <w:tc>
           <w:tcPr>
             <w:tcW w:w="7306" w:type="dxa"/>
-          </w:tcPr>
-          <w:p>
-            <w:pPr>
-              <w:pStyle w:val="TableText"/>
-            </w:pPr>
-            <w:r>
-              <w:t xml:space="preserve">Match the soup steps with the pictures (Activity 1). Order the tea steps and add sequence words (Activity 2).</w:t>
-            </w:r>
-          </w:p>
-        </w:tc>
-      </w:tr>
-      <w:tr>
-        <w:trPr>
-          <w:cantSplit/>
-        </w:trPr>
-        <w:tc>
-          <w:tcPr>
-            <w:tcW w:w="1826" w:type="dxa"/>
-          </w:tcPr>
-          <w:p>
-            <w:pPr>
-              <w:pStyle w:val="TableText"/>
-            </w:pPr>
-            <w:r>
+            <w:shd w:val="clear" w:color="auto" w:fill="EDF7F4"/>
+          </w:tcPr>
+          <w:p>
+            <w:pPr>
+              <w:pStyle w:val="TableText"/>
+            </w:pPr>
+            <w:r>
+              <w:t xml:space="preserve">Complete Activity 1. Point-and-say game.</w:t>
+            </w:r>
+          </w:p>
+        </w:tc>
+      </w:tr>
+      <w:tr>
+        <w:trPr>
+          <w:cantSplit/>
+        </w:trPr>
+        <w:tc>
+          <w:tcPr>
+            <w:tcW w:w="1826" w:type="dxa"/>
+            <w:shd w:val="clear" w:color="auto" w:fill="FDF6E8"/>
+            <w:tcBorders>
+              <w:left w:val="single" w:sz="18" w:space="0" w:color="B07C12"/>
+            </w:tcBorders>
+          </w:tcPr>
+          <w:p>
+            <w:pPr>
+              <w:pStyle w:val="TableText"/>
+            </w:pPr>
+            <w:r>
+              <w:rPr>
+                <w:b/>
+                <w:color w:val="7D5205"/>
+              </w:rPr>
               <w:t xml:space="preserve">Production</w:t>
             </w:r>
           </w:p>
@@ -1641,6 +1722,7 @@
         <w:tc>
           <w:tcPr>
             <w:tcW w:w="974" w:type="dxa"/>
+            <w:shd w:val="clear" w:color="auto" w:fill="FDF6E8"/>
           </w:tcPr>
           <w:p>
             <w:pPr>
@@ -1654,30 +1736,39 @@
         <w:tc>
           <w:tcPr>
             <w:tcW w:w="7306" w:type="dxa"/>
-          </w:tcPr>
-          <w:p>
-            <w:pPr>
-              <w:pStyle w:val="TableText"/>
-            </w:pPr>
-            <w:r>
-              <w:t xml:space="preserve">Groups write steps for a simple snack; one pupil reads while another mimes.</w:t>
-            </w:r>
-          </w:p>
-        </w:tc>
-      </w:tr>
-      <w:tr>
-        <w:trPr>
-          <w:cantSplit/>
-        </w:trPr>
-        <w:tc>
-          <w:tcPr>
-            <w:tcW w:w="1826" w:type="dxa"/>
-          </w:tcPr>
-          <w:p>
-            <w:pPr>
-              <w:pStyle w:val="TableText"/>
-            </w:pPr>
-            <w:r>
+            <w:shd w:val="clear" w:color="auto" w:fill="FDF6E8"/>
+          </w:tcPr>
+          <w:p>
+            <w:pPr>
+              <w:pStyle w:val="TableText"/>
+            </w:pPr>
+            <w:r>
+              <w:t xml:space="preserve">Activity 2: six sentences about things in and outside the classroom, using all four words.</w:t>
+            </w:r>
+          </w:p>
+        </w:tc>
+      </w:tr>
+      <w:tr>
+        <w:trPr>
+          <w:cantSplit/>
+        </w:trPr>
+        <w:tc>
+          <w:tcPr>
+            <w:tcW w:w="1826" w:type="dxa"/>
+            <w:shd w:val="clear" w:color="auto" w:fill="F7F9FB"/>
+            <w:tcBorders>
+              <w:left w:val="single" w:sz="18" w:space="0" w:color="8E98A4"/>
+            </w:tcBorders>
+          </w:tcPr>
+          <w:p>
+            <w:pPr>
+              <w:pStyle w:val="TableText"/>
+            </w:pPr>
+            <w:r>
+              <w:rPr>
+                <w:b/>
+                <w:color w:val="33404F"/>
+              </w:rPr>
               <w:t xml:space="preserve">Check and close</w:t>
             </w:r>
           </w:p>
@@ -1685,6 +1776,7 @@
         <w:tc>
           <w:tcPr>
             <w:tcW w:w="974" w:type="dxa"/>
+            <w:shd w:val="clear" w:color="auto" w:fill="F7F9FB"/>
           </w:tcPr>
           <w:p>
             <w:pPr>
@@ -1698,13 +1790,14 @@
         <w:tc>
           <w:tcPr>
             <w:tcW w:w="7306" w:type="dxa"/>
-          </w:tcPr>
-          <w:p>
-            <w:pPr>
-              <w:pStyle w:val="TableText"/>
-            </w:pPr>
-            <w:r>
-              <w:t xml:space="preserve">Did the mime follow the order? </w:t>
+            <w:shd w:val="clear" w:color="auto" w:fill="F7F9FB"/>
+          </w:tcPr>
+          <w:p>
+            <w:pPr>
+              <w:pStyle w:val="TableText"/>
+            </w:pPr>
+            <w:r>
+              <w:t xml:space="preserve">Read three sentences; the class points near or far. </w:t>
             </w:r>
             <w:r>
               <w:rPr>
@@ -1713,7 +1806,7 @@
               <w:t xml:space="preserve">Homework:</w:t>
             </w:r>
             <w:r>
-              <w:t xml:space="preserve"> Write six steps for something you make at home.</w:t>
+              <w:t xml:space="preserve"> Label a drawing of your table with four sentences.</w:t>
             </w:r>
           </w:p>
         </w:tc>
@@ -1726,7 +1819,7 @@
         <w:keepNext/>
       </w:pPr>
       <w:r>
-        <w:t xml:space="preserve">Plan 6: Unit 6, What We Do</w:t>
+        <w:t xml:space="preserve">Plan 5: Unit 5, Aunt Minoli's Kitchen</w:t>
       </w:r>
     </w:p>
     <w:p>
@@ -1740,7 +1833,7 @@
         <w:t xml:space="preserve">Book activity:</w:t>
       </w:r>
       <w:r>
-        <w:t xml:space="preserve"> Activities 4, 5 and 6. </w:t>
+        <w:t xml:space="preserve"> Activities 1 and 2. </w:t>
       </w:r>
       <w:r>
         <w:rPr>
@@ -1749,7 +1842,7 @@
         <w:t xml:space="preserve">Focus:</w:t>
       </w:r>
       <w:r>
-        <w:t xml:space="preserve"> Daily routines (present simple).</w:t>
+        <w:t xml:space="preserve"> Instructions in order.</w:t>
       </w:r>
     </w:p>
     <w:p>
@@ -1763,7 +1856,7 @@
         <w:t xml:space="preserve">Learning outcome:</w:t>
       </w:r>
       <w:r>
-        <w:t xml:space="preserve"> by the end of the lesson, pupils will be able to ask and answer about routines and report them with the -s form.</w:t>
+        <w:t xml:space="preserve"> by the end of the lesson, pupils will be able to give instructions for a simple recipe using imperatives and first, next, then, finally.</w:t>
       </w:r>
     </w:p>
     <w:p>
@@ -1777,7 +1870,7 @@
         <w:t xml:space="preserve">Materials:</w:t>
       </w:r>
       <w:r>
-        <w:t xml:space="preserve"> Find-someone-who cards.</w:t>
+        <w:t xml:space="preserve"> Step pictures for making tea, sequence word cards.</w:t>
       </w:r>
     </w:p>
     <w:tbl>
@@ -1866,12 +1959,20 @@
         <w:tc>
           <w:tcPr>
             <w:tcW w:w="1826" w:type="dxa"/>
-          </w:tcPr>
-          <w:p>
-            <w:pPr>
-              <w:pStyle w:val="TableText"/>
-            </w:pPr>
-            <w:r>
+            <w:shd w:val="clear" w:color="auto" w:fill="EFF4FB"/>
+            <w:tcBorders>
+              <w:left w:val="single" w:sz="18" w:space="0" w:color="1E4276"/>
+            </w:tcBorders>
+          </w:tcPr>
+          <w:p>
+            <w:pPr>
+              <w:pStyle w:val="TableText"/>
+            </w:pPr>
+            <w:r>
+              <w:rPr>
+                <w:b/>
+                <w:color w:val="0F2647"/>
+              </w:rPr>
               <w:t xml:space="preserve">Presentation</w:t>
             </w:r>
           </w:p>
@@ -1879,6 +1980,7 @@
         <w:tc>
           <w:tcPr>
             <w:tcW w:w="974" w:type="dxa"/>
+            <w:shd w:val="clear" w:color="auto" w:fill="EFF4FB"/>
           </w:tcPr>
           <w:p>
             <w:pPr>
@@ -1892,30 +1994,39 @@
         <w:tc>
           <w:tcPr>
             <w:tcW w:w="7306" w:type="dxa"/>
-          </w:tcPr>
-          <w:p>
-            <w:pPr>
-              <w:pStyle w:val="TableText"/>
-            </w:pPr>
-            <w:r>
-              <w:t xml:space="preserve">Tell your routine: I get up at 5 o'clock. Change it: She gets up at 5 o'clock. Underline the -s.</w:t>
-            </w:r>
-          </w:p>
-        </w:tc>
-      </w:tr>
-      <w:tr>
-        <w:trPr>
-          <w:cantSplit/>
-        </w:trPr>
-        <w:tc>
-          <w:tcPr>
-            <w:tcW w:w="1826" w:type="dxa"/>
-          </w:tcPr>
-          <w:p>
-            <w:pPr>
-              <w:pStyle w:val="TableText"/>
-            </w:pPr>
-            <w:r>
+            <w:shd w:val="clear" w:color="auto" w:fill="EFF4FB"/>
+          </w:tcPr>
+          <w:p>
+            <w:pPr>
+              <w:pStyle w:val="TableText"/>
+            </w:pPr>
+            <w:r>
+              <w:t xml:space="preserve">Act out making tea: First, boil the water. Next, put tea leaves in the pot. Point out that each instruction starts with a verb.</w:t>
+            </w:r>
+          </w:p>
+        </w:tc>
+      </w:tr>
+      <w:tr>
+        <w:trPr>
+          <w:cantSplit/>
+        </w:trPr>
+        <w:tc>
+          <w:tcPr>
+            <w:tcW w:w="1826" w:type="dxa"/>
+            <w:shd w:val="clear" w:color="auto" w:fill="EDF7F4"/>
+            <w:tcBorders>
+              <w:left w:val="single" w:sz="18" w:space="0" w:color="0E7C66"/>
+            </w:tcBorders>
+          </w:tcPr>
+          <w:p>
+            <w:pPr>
+              <w:pStyle w:val="TableText"/>
+            </w:pPr>
+            <w:r>
+              <w:rPr>
+                <w:b/>
+                <w:color w:val="08503F"/>
+              </w:rPr>
               <w:t xml:space="preserve">Practice</w:t>
             </w:r>
           </w:p>
@@ -1923,6 +2034,7 @@
         <w:tc>
           <w:tcPr>
             <w:tcW w:w="974" w:type="dxa"/>
+            <w:shd w:val="clear" w:color="auto" w:fill="EDF7F4"/>
           </w:tcPr>
           <w:p>
             <w:pPr>
@@ -1936,30 +2048,39 @@
         <w:tc>
           <w:tcPr>
             <w:tcW w:w="7306" w:type="dxa"/>
-          </w:tcPr>
-          <w:p>
-            <w:pPr>
-              <w:pStyle w:val="TableText"/>
-            </w:pPr>
-            <w:r>
-              <w:t xml:space="preserve">Drill Do you ...? Yes, I do. / No, I don't. Find someone who (Activity 4).</w:t>
-            </w:r>
-          </w:p>
-        </w:tc>
-      </w:tr>
-      <w:tr>
-        <w:trPr>
-          <w:cantSplit/>
-        </w:trPr>
-        <w:tc>
-          <w:tcPr>
-            <w:tcW w:w="1826" w:type="dxa"/>
-          </w:tcPr>
-          <w:p>
-            <w:pPr>
-              <w:pStyle w:val="TableText"/>
-            </w:pPr>
-            <w:r>
+            <w:shd w:val="clear" w:color="auto" w:fill="EDF7F4"/>
+          </w:tcPr>
+          <w:p>
+            <w:pPr>
+              <w:pStyle w:val="TableText"/>
+            </w:pPr>
+            <w:r>
+              <w:t xml:space="preserve">Match the soup steps with the pictures (Activity 1). Order the tea steps and add sequence words (Activity 2).</w:t>
+            </w:r>
+          </w:p>
+        </w:tc>
+      </w:tr>
+      <w:tr>
+        <w:trPr>
+          <w:cantSplit/>
+        </w:trPr>
+        <w:tc>
+          <w:tcPr>
+            <w:tcW w:w="1826" w:type="dxa"/>
+            <w:shd w:val="clear" w:color="auto" w:fill="FDF6E8"/>
+            <w:tcBorders>
+              <w:left w:val="single" w:sz="18" w:space="0" w:color="B07C12"/>
+            </w:tcBorders>
+          </w:tcPr>
+          <w:p>
+            <w:pPr>
+              <w:pStyle w:val="TableText"/>
+            </w:pPr>
+            <w:r>
+              <w:rPr>
+                <w:b/>
+                <w:color w:val="7D5205"/>
+              </w:rPr>
               <w:t xml:space="preserve">Production</w:t>
             </w:r>
           </w:p>
@@ -1967,6 +2088,7 @@
         <w:tc>
           <w:tcPr>
             <w:tcW w:w="974" w:type="dxa"/>
+            <w:shd w:val="clear" w:color="auto" w:fill="FDF6E8"/>
           </w:tcPr>
           <w:p>
             <w:pPr>
@@ -1980,30 +2102,39 @@
         <w:tc>
           <w:tcPr>
             <w:tcW w:w="7306" w:type="dxa"/>
-          </w:tcPr>
-          <w:p>
-            <w:pPr>
-              <w:pStyle w:val="TableText"/>
-            </w:pPr>
-            <w:r>
-              <w:t xml:space="preserve">Report to the class (Activity 5) and write the findings (Activity 6).</w:t>
-            </w:r>
-          </w:p>
-        </w:tc>
-      </w:tr>
-      <w:tr>
-        <w:trPr>
-          <w:cantSplit/>
-        </w:trPr>
-        <w:tc>
-          <w:tcPr>
-            <w:tcW w:w="1826" w:type="dxa"/>
-          </w:tcPr>
-          <w:p>
-            <w:pPr>
-              <w:pStyle w:val="TableText"/>
-            </w:pPr>
-            <w:r>
+            <w:shd w:val="clear" w:color="auto" w:fill="FDF6E8"/>
+          </w:tcPr>
+          <w:p>
+            <w:pPr>
+              <w:pStyle w:val="TableText"/>
+            </w:pPr>
+            <w:r>
+              <w:t xml:space="preserve">Groups write steps for a simple snack; one pupil reads while another mimes.</w:t>
+            </w:r>
+          </w:p>
+        </w:tc>
+      </w:tr>
+      <w:tr>
+        <w:trPr>
+          <w:cantSplit/>
+        </w:trPr>
+        <w:tc>
+          <w:tcPr>
+            <w:tcW w:w="1826" w:type="dxa"/>
+            <w:shd w:val="clear" w:color="auto" w:fill="F7F9FB"/>
+            <w:tcBorders>
+              <w:left w:val="single" w:sz="18" w:space="0" w:color="8E98A4"/>
+            </w:tcBorders>
+          </w:tcPr>
+          <w:p>
+            <w:pPr>
+              <w:pStyle w:val="TableText"/>
+            </w:pPr>
+            <w:r>
+              <w:rPr>
+                <w:b/>
+                <w:color w:val="33404F"/>
+              </w:rPr>
               <w:t xml:space="preserve">Check and close</w:t>
             </w:r>
           </w:p>
@@ -2011,6 +2142,7 @@
         <w:tc>
           <w:tcPr>
             <w:tcW w:w="974" w:type="dxa"/>
+            <w:shd w:val="clear" w:color="auto" w:fill="F7F9FB"/>
           </w:tcPr>
           <w:p>
             <w:pPr>
@@ -2024,13 +2156,14 @@
         <w:tc>
           <w:tcPr>
             <w:tcW w:w="7306" w:type="dxa"/>
-          </w:tcPr>
-          <w:p>
-            <w:pPr>
-              <w:pStyle w:val="TableText"/>
-            </w:pPr>
-            <w:r>
-              <w:t xml:space="preserve">Correct He get up → He gets up. </w:t>
+            <w:shd w:val="clear" w:color="auto" w:fill="F7F9FB"/>
+          </w:tcPr>
+          <w:p>
+            <w:pPr>
+              <w:pStyle w:val="TableText"/>
+            </w:pPr>
+            <w:r>
+              <w:t xml:space="preserve">Did the mime follow the order? </w:t>
             </w:r>
             <w:r>
               <w:rPr>
@@ -2039,7 +2172,7 @@
               <w:t xml:space="preserve">Homework:</w:t>
             </w:r>
             <w:r>
-              <w:t xml:space="preserve"> Write about a family member's day in six sentences.</w:t>
+              <w:t xml:space="preserve"> Write six steps for something you make at home.</w:t>
             </w:r>
           </w:p>
         </w:tc>
@@ -2052,7 +2185,7 @@
         <w:keepNext/>
       </w:pPr>
       <w:r>
-        <w:t xml:space="preserve">Plan 7: Unit 7, A Fine Day</w:t>
+        <w:t xml:space="preserve">Plan 6: Unit 6, What We Do</w:t>
       </w:r>
     </w:p>
     <w:p>
@@ -2066,7 +2199,7 @@
         <w:t xml:space="preserve">Book activity:</w:t>
       </w:r>
       <w:r>
-        <w:t xml:space="preserve"> Activities 3, 4 and 5. </w:t>
+        <w:t xml:space="preserve"> Activities 4, 5 and 6. </w:t>
       </w:r>
       <w:r>
         <w:rPr>
@@ -2075,7 +2208,7 @@
         <w:t xml:space="preserve">Focus:</w:t>
       </w:r>
       <w:r>
-        <w:t xml:space="preserve"> Weather words and on / in / at.</w:t>
+        <w:t xml:space="preserve"> Daily routines (present simple).</w:t>
       </w:r>
     </w:p>
     <w:p>
@@ -2089,7 +2222,7 @@
         <w:t xml:space="preserve">Learning outcome:</w:t>
       </w:r>
       <w:r>
-        <w:t xml:space="preserve"> by the end of the lesson, pupils will be able to name the weather and use on for days, in for months and at for times.</w:t>
+        <w:t xml:space="preserve"> by the end of the lesson, pupils will be able to ask and answer about routines and report them with the -s form.</w:t>
       </w:r>
     </w:p>
     <w:p>
@@ -2103,7 +2236,7 @@
         <w:t xml:space="preserve">Materials:</w:t>
       </w:r>
       <w:r>
-        <w:t xml:space="preserve"> A calendar, weather symbol cards.</w:t>
+        <w:t xml:space="preserve"> Find-someone-who cards.</w:t>
       </w:r>
     </w:p>
     <w:tbl>
@@ -2192,12 +2325,20 @@
         <w:tc>
           <w:tcPr>
             <w:tcW w:w="1826" w:type="dxa"/>
-          </w:tcPr>
-          <w:p>
-            <w:pPr>
-              <w:pStyle w:val="TableText"/>
-            </w:pPr>
-            <w:r>
+            <w:shd w:val="clear" w:color="auto" w:fill="EFF4FB"/>
+            <w:tcBorders>
+              <w:left w:val="single" w:sz="18" w:space="0" w:color="1E4276"/>
+            </w:tcBorders>
+          </w:tcPr>
+          <w:p>
+            <w:pPr>
+              <w:pStyle w:val="TableText"/>
+            </w:pPr>
+            <w:r>
+              <w:rPr>
+                <w:b/>
+                <w:color w:val="0F2647"/>
+              </w:rPr>
               <w:t xml:space="preserve">Presentation</w:t>
             </w:r>
           </w:p>
@@ -2205,6 +2346,7 @@
         <w:tc>
           <w:tcPr>
             <w:tcW w:w="974" w:type="dxa"/>
+            <w:shd w:val="clear" w:color="auto" w:fill="EFF4FB"/>
           </w:tcPr>
           <w:p>
             <w:pPr>
@@ -2218,30 +2360,39 @@
         <w:tc>
           <w:tcPr>
             <w:tcW w:w="7306" w:type="dxa"/>
-          </w:tcPr>
-          <w:p>
-            <w:pPr>
-              <w:pStyle w:val="TableText"/>
-            </w:pPr>
-            <w:r>
-              <w:t xml:space="preserve">Show the calendar: My birthday is in June, on the 12th, at 4 o'clock. Build the rule table.</w:t>
-            </w:r>
-          </w:p>
-        </w:tc>
-      </w:tr>
-      <w:tr>
-        <w:trPr>
-          <w:cantSplit/>
-        </w:trPr>
-        <w:tc>
-          <w:tcPr>
-            <w:tcW w:w="1826" w:type="dxa"/>
-          </w:tcPr>
-          <w:p>
-            <w:pPr>
-              <w:pStyle w:val="TableText"/>
-            </w:pPr>
-            <w:r>
+            <w:shd w:val="clear" w:color="auto" w:fill="EFF4FB"/>
+          </w:tcPr>
+          <w:p>
+            <w:pPr>
+              <w:pStyle w:val="TableText"/>
+            </w:pPr>
+            <w:r>
+              <w:t xml:space="preserve">Tell your routine: I get up at 5 o'clock. Change it: She gets up at 5 o'clock. Underline the -s.</w:t>
+            </w:r>
+          </w:p>
+        </w:tc>
+      </w:tr>
+      <w:tr>
+        <w:trPr>
+          <w:cantSplit/>
+        </w:trPr>
+        <w:tc>
+          <w:tcPr>
+            <w:tcW w:w="1826" w:type="dxa"/>
+            <w:shd w:val="clear" w:color="auto" w:fill="EDF7F4"/>
+            <w:tcBorders>
+              <w:left w:val="single" w:sz="18" w:space="0" w:color="0E7C66"/>
+            </w:tcBorders>
+          </w:tcPr>
+          <w:p>
+            <w:pPr>
+              <w:pStyle w:val="TableText"/>
+            </w:pPr>
+            <w:r>
+              <w:rPr>
+                <w:b/>
+                <w:color w:val="08503F"/>
+              </w:rPr>
               <w:t xml:space="preserve">Practice</w:t>
             </w:r>
           </w:p>
@@ -2249,6 +2400,7 @@
         <w:tc>
           <w:tcPr>
             <w:tcW w:w="974" w:type="dxa"/>
+            <w:shd w:val="clear" w:color="auto" w:fill="EDF7F4"/>
           </w:tcPr>
           <w:p>
             <w:pPr>
@@ -2262,30 +2414,39 @@
         <w:tc>
           <w:tcPr>
             <w:tcW w:w="7306" w:type="dxa"/>
-          </w:tcPr>
-          <w:p>
-            <w:pPr>
-              <w:pStyle w:val="TableText"/>
-            </w:pPr>
-            <w:r>
-              <w:t xml:space="preserve">Listen and name the weather symbols (Activity 3). Complete the on / in / at sentences.</w:t>
-            </w:r>
-          </w:p>
-        </w:tc>
-      </w:tr>
-      <w:tr>
-        <w:trPr>
-          <w:cantSplit/>
-        </w:trPr>
-        <w:tc>
-          <w:tcPr>
-            <w:tcW w:w="1826" w:type="dxa"/>
-          </w:tcPr>
-          <w:p>
-            <w:pPr>
-              <w:pStyle w:val="TableText"/>
-            </w:pPr>
-            <w:r>
+            <w:shd w:val="clear" w:color="auto" w:fill="EDF7F4"/>
+          </w:tcPr>
+          <w:p>
+            <w:pPr>
+              <w:pStyle w:val="TableText"/>
+            </w:pPr>
+            <w:r>
+              <w:t xml:space="preserve">Drill Do you ...? Yes, I do. / No, I don't. Find someone who (Activity 4).</w:t>
+            </w:r>
+          </w:p>
+        </w:tc>
+      </w:tr>
+      <w:tr>
+        <w:trPr>
+          <w:cantSplit/>
+        </w:trPr>
+        <w:tc>
+          <w:tcPr>
+            <w:tcW w:w="1826" w:type="dxa"/>
+            <w:shd w:val="clear" w:color="auto" w:fill="FDF6E8"/>
+            <w:tcBorders>
+              <w:left w:val="single" w:sz="18" w:space="0" w:color="B07C12"/>
+            </w:tcBorders>
+          </w:tcPr>
+          <w:p>
+            <w:pPr>
+              <w:pStyle w:val="TableText"/>
+            </w:pPr>
+            <w:r>
+              <w:rPr>
+                <w:b/>
+                <w:color w:val="7D5205"/>
+              </w:rPr>
               <w:t xml:space="preserve">Production</w:t>
             </w:r>
           </w:p>
@@ -2293,6 +2454,7 @@
         <w:tc>
           <w:tcPr>
             <w:tcW w:w="974" w:type="dxa"/>
+            <w:shd w:val="clear" w:color="auto" w:fill="FDF6E8"/>
           </w:tcPr>
           <w:p>
             <w:pPr>
@@ -2306,30 +2468,39 @@
         <w:tc>
           <w:tcPr>
             <w:tcW w:w="7306" w:type="dxa"/>
-          </w:tcPr>
-          <w:p>
-            <w:pPr>
-              <w:pStyle w:val="TableText"/>
-            </w:pPr>
-            <w:r>
-              <w:t xml:space="preserve">Pairs interview each other about birthdays and times and write three true sentences.</w:t>
-            </w:r>
-          </w:p>
-        </w:tc>
-      </w:tr>
-      <w:tr>
-        <w:trPr>
-          <w:cantSplit/>
-        </w:trPr>
-        <w:tc>
-          <w:tcPr>
-            <w:tcW w:w="1826" w:type="dxa"/>
-          </w:tcPr>
-          <w:p>
-            <w:pPr>
-              <w:pStyle w:val="TableText"/>
-            </w:pPr>
-            <w:r>
+            <w:shd w:val="clear" w:color="auto" w:fill="FDF6E8"/>
+          </w:tcPr>
+          <w:p>
+            <w:pPr>
+              <w:pStyle w:val="TableText"/>
+            </w:pPr>
+            <w:r>
+              <w:t xml:space="preserve">Report to the class (Activity 5) and write the findings (Activity 6).</w:t>
+            </w:r>
+          </w:p>
+        </w:tc>
+      </w:tr>
+      <w:tr>
+        <w:trPr>
+          <w:cantSplit/>
+        </w:trPr>
+        <w:tc>
+          <w:tcPr>
+            <w:tcW w:w="1826" w:type="dxa"/>
+            <w:shd w:val="clear" w:color="auto" w:fill="F7F9FB"/>
+            <w:tcBorders>
+              <w:left w:val="single" w:sz="18" w:space="0" w:color="8E98A4"/>
+            </w:tcBorders>
+          </w:tcPr>
+          <w:p>
+            <w:pPr>
+              <w:pStyle w:val="TableText"/>
+            </w:pPr>
+            <w:r>
+              <w:rPr>
+                <w:b/>
+                <w:color w:val="33404F"/>
+              </w:rPr>
               <w:t xml:space="preserve">Check and close</w:t>
             </w:r>
           </w:p>
@@ -2337,6 +2508,7 @@
         <w:tc>
           <w:tcPr>
             <w:tcW w:w="974" w:type="dxa"/>
+            <w:shd w:val="clear" w:color="auto" w:fill="F7F9FB"/>
           </w:tcPr>
           <w:p>
             <w:pPr>
@@ -2350,13 +2522,14 @@
         <w:tc>
           <w:tcPr>
             <w:tcW w:w="7306" w:type="dxa"/>
-          </w:tcPr>
-          <w:p>
-            <w:pPr>
-              <w:pStyle w:val="TableText"/>
-            </w:pPr>
-            <w:r>
-              <w:t xml:space="preserve">Quick-fire: time word → preposition. </w:t>
+            <w:shd w:val="clear" w:color="auto" w:fill="F7F9FB"/>
+          </w:tcPr>
+          <w:p>
+            <w:pPr>
+              <w:pStyle w:val="TableText"/>
+            </w:pPr>
+            <w:r>
+              <w:t xml:space="preserve">Correct He get up → He gets up. </w:t>
             </w:r>
             <w:r>
               <w:rPr>
@@ -2365,7 +2538,7 @@
               <w:t xml:space="preserve">Homework:</w:t>
             </w:r>
             <w:r>
-              <w:t xml:space="preserve"> Keep a weather diary for three days.</w:t>
+              <w:t xml:space="preserve"> Write about a family member's day in six sentences.</w:t>
             </w:r>
           </w:p>
         </w:tc>
@@ -2378,7 +2551,7 @@
         <w:keepNext/>
       </w:pPr>
       <w:r>
-        <w:t xml:space="preserve">Plan 8: Unit 8, A Visit to the Zoo</w:t>
+        <w:t xml:space="preserve">Plan 7: Unit 7, A Fine Day</w:t>
       </w:r>
     </w:p>
     <w:p>
@@ -2392,7 +2565,7 @@
         <w:t xml:space="preserve">Book activity:</w:t>
       </w:r>
       <w:r>
-        <w:t xml:space="preserve"> Activities 5, 6 and 7. </w:t>
+        <w:t xml:space="preserve"> Activities 3, 4 and 5. </w:t>
       </w:r>
       <w:r>
         <w:rPr>
@@ -2401,7 +2574,7 @@
         <w:t xml:space="preserve">Focus:</w:t>
       </w:r>
       <w:r>
-        <w:t xml:space="preserve"> Ability with can and can't.</w:t>
+        <w:t xml:space="preserve"> Weather words and on / in / at.</w:t>
       </w:r>
     </w:p>
     <w:p>
@@ -2415,7 +2588,7 @@
         <w:t xml:space="preserve">Learning outcome:</w:t>
       </w:r>
       <w:r>
-        <w:t xml:space="preserve"> by the end of the lesson, pupils will be able to say what people and animals can and cannot do.</w:t>
+        <w:t xml:space="preserve"> by the end of the lesson, pupils will be able to name the weather and use on for days, in for months and at for times.</w:t>
       </w:r>
     </w:p>
     <w:p>
@@ -2429,7 +2602,7 @@
         <w:t xml:space="preserve">Materials:</w:t>
       </w:r>
       <w:r>
-        <w:t xml:space="preserve"> Animal pictures, an ability chart.</w:t>
+        <w:t xml:space="preserve"> A calendar, weather symbol cards.</w:t>
       </w:r>
     </w:p>
     <w:tbl>
@@ -2518,12 +2691,20 @@
         <w:tc>
           <w:tcPr>
             <w:tcW w:w="1826" w:type="dxa"/>
-          </w:tcPr>
-          <w:p>
-            <w:pPr>
-              <w:pStyle w:val="TableText"/>
-            </w:pPr>
-            <w:r>
+            <w:shd w:val="clear" w:color="auto" w:fill="EFF4FB"/>
+            <w:tcBorders>
+              <w:left w:val="single" w:sz="18" w:space="0" w:color="1E4276"/>
+            </w:tcBorders>
+          </w:tcPr>
+          <w:p>
+            <w:pPr>
+              <w:pStyle w:val="TableText"/>
+            </w:pPr>
+            <w:r>
+              <w:rPr>
+                <w:b/>
+                <w:color w:val="0F2647"/>
+              </w:rPr>
               <w:t xml:space="preserve">Presentation</w:t>
             </w:r>
           </w:p>
@@ -2531,6 +2712,7 @@
         <w:tc>
           <w:tcPr>
             <w:tcW w:w="974" w:type="dxa"/>
+            <w:shd w:val="clear" w:color="auto" w:fill="EFF4FB"/>
           </w:tcPr>
           <w:p>
             <w:pPr>
@@ -2544,30 +2726,39 @@
         <w:tc>
           <w:tcPr>
             <w:tcW w:w="7306" w:type="dxa"/>
-          </w:tcPr>
-          <w:p>
-            <w:pPr>
-              <w:pStyle w:val="TableText"/>
-            </w:pPr>
-            <w:r>
-              <w:t xml:space="preserve">A fish can swim. A fish can't climb. Show that can never takes -s.</w:t>
-            </w:r>
-          </w:p>
-        </w:tc>
-      </w:tr>
-      <w:tr>
-        <w:trPr>
-          <w:cantSplit/>
-        </w:trPr>
-        <w:tc>
-          <w:tcPr>
-            <w:tcW w:w="1826" w:type="dxa"/>
-          </w:tcPr>
-          <w:p>
-            <w:pPr>
-              <w:pStyle w:val="TableText"/>
-            </w:pPr>
-            <w:r>
+            <w:shd w:val="clear" w:color="auto" w:fill="EFF4FB"/>
+          </w:tcPr>
+          <w:p>
+            <w:pPr>
+              <w:pStyle w:val="TableText"/>
+            </w:pPr>
+            <w:r>
+              <w:t xml:space="preserve">Show the calendar: My birthday is in June, on the 12th, at 4 o'clock. Build the rule table.</w:t>
+            </w:r>
+          </w:p>
+        </w:tc>
+      </w:tr>
+      <w:tr>
+        <w:trPr>
+          <w:cantSplit/>
+        </w:trPr>
+        <w:tc>
+          <w:tcPr>
+            <w:tcW w:w="1826" w:type="dxa"/>
+            <w:shd w:val="clear" w:color="auto" w:fill="EDF7F4"/>
+            <w:tcBorders>
+              <w:left w:val="single" w:sz="18" w:space="0" w:color="0E7C66"/>
+            </w:tcBorders>
+          </w:tcPr>
+          <w:p>
+            <w:pPr>
+              <w:pStyle w:val="TableText"/>
+            </w:pPr>
+            <w:r>
+              <w:rPr>
+                <w:b/>
+                <w:color w:val="08503F"/>
+              </w:rPr>
               <w:t xml:space="preserve">Practice</w:t>
             </w:r>
           </w:p>
@@ -2575,6 +2766,7 @@
         <w:tc>
           <w:tcPr>
             <w:tcW w:w="974" w:type="dxa"/>
+            <w:shd w:val="clear" w:color="auto" w:fill="EDF7F4"/>
           </w:tcPr>
           <w:p>
             <w:pPr>
@@ -2588,30 +2780,39 @@
         <w:tc>
           <w:tcPr>
             <w:tcW w:w="7306" w:type="dxa"/>
-          </w:tcPr>
-          <w:p>
-            <w:pPr>
-              <w:pStyle w:val="TableText"/>
-            </w:pPr>
-            <w:r>
-              <w:t xml:space="preserve">Match sentences and pictures (Activity 5). Complete the chart in pairs (Activity 6).</w:t>
-            </w:r>
-          </w:p>
-        </w:tc>
-      </w:tr>
-      <w:tr>
-        <w:trPr>
-          <w:cantSplit/>
-        </w:trPr>
-        <w:tc>
-          <w:tcPr>
-            <w:tcW w:w="1826" w:type="dxa"/>
-          </w:tcPr>
-          <w:p>
-            <w:pPr>
-              <w:pStyle w:val="TableText"/>
-            </w:pPr>
-            <w:r>
+            <w:shd w:val="clear" w:color="auto" w:fill="EDF7F4"/>
+          </w:tcPr>
+          <w:p>
+            <w:pPr>
+              <w:pStyle w:val="TableText"/>
+            </w:pPr>
+            <w:r>
+              <w:t xml:space="preserve">Listen and name the weather symbols (Activity 3). Complete the on / in / at sentences.</w:t>
+            </w:r>
+          </w:p>
+        </w:tc>
+      </w:tr>
+      <w:tr>
+        <w:trPr>
+          <w:cantSplit/>
+        </w:trPr>
+        <w:tc>
+          <w:tcPr>
+            <w:tcW w:w="1826" w:type="dxa"/>
+            <w:shd w:val="clear" w:color="auto" w:fill="FDF6E8"/>
+            <w:tcBorders>
+              <w:left w:val="single" w:sz="18" w:space="0" w:color="B07C12"/>
+            </w:tcBorders>
+          </w:tcPr>
+          <w:p>
+            <w:pPr>
+              <w:pStyle w:val="TableText"/>
+            </w:pPr>
+            <w:r>
+              <w:rPr>
+                <w:b/>
+                <w:color w:val="7D5205"/>
+              </w:rPr>
               <w:t xml:space="preserve">Production</w:t>
             </w:r>
           </w:p>
@@ -2619,6 +2820,7 @@
         <w:tc>
           <w:tcPr>
             <w:tcW w:w="974" w:type="dxa"/>
+            <w:shd w:val="clear" w:color="auto" w:fill="FDF6E8"/>
           </w:tcPr>
           <w:p>
             <w:pPr>
@@ -2632,30 +2834,39 @@
         <w:tc>
           <w:tcPr>
             <w:tcW w:w="7306" w:type="dxa"/>
-          </w:tcPr>
-          <w:p>
-            <w:pPr>
-              <w:pStyle w:val="TableText"/>
-            </w:pPr>
-            <w:r>
-              <w:t xml:space="preserve">Tell the class about yourself and a friend (Activity 7): I can swim, but my friend can't.</w:t>
-            </w:r>
-          </w:p>
-        </w:tc>
-      </w:tr>
-      <w:tr>
-        <w:trPr>
-          <w:cantSplit/>
-        </w:trPr>
-        <w:tc>
-          <w:tcPr>
-            <w:tcW w:w="1826" w:type="dxa"/>
-          </w:tcPr>
-          <w:p>
-            <w:pPr>
-              <w:pStyle w:val="TableText"/>
-            </w:pPr>
-            <w:r>
+            <w:shd w:val="clear" w:color="auto" w:fill="FDF6E8"/>
+          </w:tcPr>
+          <w:p>
+            <w:pPr>
+              <w:pStyle w:val="TableText"/>
+            </w:pPr>
+            <w:r>
+              <w:t xml:space="preserve">Pairs interview each other about birthdays and times and write three true sentences.</w:t>
+            </w:r>
+          </w:p>
+        </w:tc>
+      </w:tr>
+      <w:tr>
+        <w:trPr>
+          <w:cantSplit/>
+        </w:trPr>
+        <w:tc>
+          <w:tcPr>
+            <w:tcW w:w="1826" w:type="dxa"/>
+            <w:shd w:val="clear" w:color="auto" w:fill="F7F9FB"/>
+            <w:tcBorders>
+              <w:left w:val="single" w:sz="18" w:space="0" w:color="8E98A4"/>
+            </w:tcBorders>
+          </w:tcPr>
+          <w:p>
+            <w:pPr>
+              <w:pStyle w:val="TableText"/>
+            </w:pPr>
+            <w:r>
+              <w:rPr>
+                <w:b/>
+                <w:color w:val="33404F"/>
+              </w:rPr>
               <w:t xml:space="preserve">Check and close</w:t>
             </w:r>
           </w:p>
@@ -2663,6 +2874,7 @@
         <w:tc>
           <w:tcPr>
             <w:tcW w:w="974" w:type="dxa"/>
+            <w:shd w:val="clear" w:color="auto" w:fill="F7F9FB"/>
           </w:tcPr>
           <w:p>
             <w:pPr>
@@ -2676,13 +2888,14 @@
         <w:tc>
           <w:tcPr>
             <w:tcW w:w="7306" w:type="dxa"/>
-          </w:tcPr>
-          <w:p>
-            <w:pPr>
-              <w:pStyle w:val="TableText"/>
-            </w:pPr>
-            <w:r>
-              <w:t xml:space="preserve">Vote on the most surprising ability. </w:t>
+            <w:shd w:val="clear" w:color="auto" w:fill="F7F9FB"/>
+          </w:tcPr>
+          <w:p>
+            <w:pPr>
+              <w:pStyle w:val="TableText"/>
+            </w:pPr>
+            <w:r>
+              <w:t xml:space="preserve">Quick-fire: time word → preposition. </w:t>
             </w:r>
             <w:r>
               <w:rPr>
@@ -2691,7 +2904,7 @@
               <w:t xml:space="preserve">Homework:</w:t>
             </w:r>
             <w:r>
-              <w:t xml:space="preserve"> Write six sentences about what you can and can't do.</w:t>
+              <w:t xml:space="preserve"> Keep a weather diary for three days.</w:t>
             </w:r>
           </w:p>
         </w:tc>
@@ -2704,7 +2917,7 @@
         <w:keepNext/>
       </w:pPr>
       <w:r>
-        <w:t xml:space="preserve">Plan 9: Unit 9, Sugar or Sand</w:t>
+        <w:t xml:space="preserve">Plan 8: Unit 8, A Visit to the Zoo</w:t>
       </w:r>
     </w:p>
     <w:p>
@@ -2727,7 +2940,7 @@
         <w:t xml:space="preserve">Focus:</w:t>
       </w:r>
       <w:r>
-        <w:t xml:space="preserve"> Pronouns.</w:t>
+        <w:t xml:space="preserve"> Ability with can and can't.</w:t>
       </w:r>
     </w:p>
     <w:p>
@@ -2741,7 +2954,7 @@
         <w:t xml:space="preserve">Learning outcome:</w:t>
       </w:r>
       <w:r>
-        <w:t xml:space="preserve"> by the end of the lesson, pupils will be able to replace repeated nouns with the correct pronoun.</w:t>
+        <w:t xml:space="preserve"> by the end of the lesson, pupils will be able to say what people and animals can and cannot do.</w:t>
       </w:r>
     </w:p>
     <w:p>
@@ -2755,7 +2968,7 @@
         <w:t xml:space="preserve">Materials:</w:t>
       </w:r>
       <w:r>
-        <w:t xml:space="preserve"> A short repetitive text on the board, the Unit 9 story.</w:t>
+        <w:t xml:space="preserve"> Animal pictures, an ability chart.</w:t>
       </w:r>
     </w:p>
     <w:tbl>
@@ -2844,12 +3057,20 @@
         <w:tc>
           <w:tcPr>
             <w:tcW w:w="1826" w:type="dxa"/>
-          </w:tcPr>
-          <w:p>
-            <w:pPr>
-              <w:pStyle w:val="TableText"/>
-            </w:pPr>
-            <w:r>
+            <w:shd w:val="clear" w:color="auto" w:fill="EFF4FB"/>
+            <w:tcBorders>
+              <w:left w:val="single" w:sz="18" w:space="0" w:color="1E4276"/>
+            </w:tcBorders>
+          </w:tcPr>
+          <w:p>
+            <w:pPr>
+              <w:pStyle w:val="TableText"/>
+            </w:pPr>
+            <w:r>
+              <w:rPr>
+                <w:b/>
+                <w:color w:val="0F2647"/>
+              </w:rPr>
               <w:t xml:space="preserve">Presentation</w:t>
             </w:r>
           </w:p>
@@ -2857,6 +3078,7 @@
         <w:tc>
           <w:tcPr>
             <w:tcW w:w="974" w:type="dxa"/>
+            <w:shd w:val="clear" w:color="auto" w:fill="EFF4FB"/>
           </w:tcPr>
           <w:p>
             <w:pPr>
@@ -2870,30 +3092,39 @@
         <w:tc>
           <w:tcPr>
             <w:tcW w:w="7306" w:type="dxa"/>
-          </w:tcPr>
-          <w:p>
-            <w:pPr>
-              <w:pStyle w:val="TableText"/>
-            </w:pPr>
-            <w:r>
-              <w:t xml:space="preserve">Read: Amal has a bag. Amal's bag is red. Ask what sounds strange. Rewrite with pronouns and list them.</w:t>
-            </w:r>
-          </w:p>
-        </w:tc>
-      </w:tr>
-      <w:tr>
-        <w:trPr>
-          <w:cantSplit/>
-        </w:trPr>
-        <w:tc>
-          <w:tcPr>
-            <w:tcW w:w="1826" w:type="dxa"/>
-          </w:tcPr>
-          <w:p>
-            <w:pPr>
-              <w:pStyle w:val="TableText"/>
-            </w:pPr>
-            <w:r>
+            <w:shd w:val="clear" w:color="auto" w:fill="EFF4FB"/>
+          </w:tcPr>
+          <w:p>
+            <w:pPr>
+              <w:pStyle w:val="TableText"/>
+            </w:pPr>
+            <w:r>
+              <w:t xml:space="preserve">A fish can swim. A fish can't climb. Show that can never takes -s.</w:t>
+            </w:r>
+          </w:p>
+        </w:tc>
+      </w:tr>
+      <w:tr>
+        <w:trPr>
+          <w:cantSplit/>
+        </w:trPr>
+        <w:tc>
+          <w:tcPr>
+            <w:tcW w:w="1826" w:type="dxa"/>
+            <w:shd w:val="clear" w:color="auto" w:fill="EDF7F4"/>
+            <w:tcBorders>
+              <w:left w:val="single" w:sz="18" w:space="0" w:color="0E7C66"/>
+            </w:tcBorders>
+          </w:tcPr>
+          <w:p>
+            <w:pPr>
+              <w:pStyle w:val="TableText"/>
+            </w:pPr>
+            <w:r>
+              <w:rPr>
+                <w:b/>
+                <w:color w:val="08503F"/>
+              </w:rPr>
               <w:t xml:space="preserve">Practice</w:t>
             </w:r>
           </w:p>
@@ -2901,6 +3132,7 @@
         <w:tc>
           <w:tcPr>
             <w:tcW w:w="974" w:type="dxa"/>
+            <w:shd w:val="clear" w:color="auto" w:fill="EDF7F4"/>
           </w:tcPr>
           <w:p>
             <w:pPr>
@@ -2914,30 +3146,39 @@
         <w:tc>
           <w:tcPr>
             <w:tcW w:w="7306" w:type="dxa"/>
-          </w:tcPr>
-          <w:p>
-            <w:pPr>
-              <w:pStyle w:val="TableText"/>
-            </w:pPr>
-            <w:r>
-              <w:t xml:space="preserve">Circle the pronouns (Activity 5). Match and replace (Activities 6 and 7).</w:t>
-            </w:r>
-          </w:p>
-        </w:tc>
-      </w:tr>
-      <w:tr>
-        <w:trPr>
-          <w:cantSplit/>
-        </w:trPr>
-        <w:tc>
-          <w:tcPr>
-            <w:tcW w:w="1826" w:type="dxa"/>
-          </w:tcPr>
-          <w:p>
-            <w:pPr>
-              <w:pStyle w:val="TableText"/>
-            </w:pPr>
-            <w:r>
+            <w:shd w:val="clear" w:color="auto" w:fill="EDF7F4"/>
+          </w:tcPr>
+          <w:p>
+            <w:pPr>
+              <w:pStyle w:val="TableText"/>
+            </w:pPr>
+            <w:r>
+              <w:t xml:space="preserve">Match sentences and pictures (Activity 5). Complete the chart in pairs (Activity 6).</w:t>
+            </w:r>
+          </w:p>
+        </w:tc>
+      </w:tr>
+      <w:tr>
+        <w:trPr>
+          <w:cantSplit/>
+        </w:trPr>
+        <w:tc>
+          <w:tcPr>
+            <w:tcW w:w="1826" w:type="dxa"/>
+            <w:shd w:val="clear" w:color="auto" w:fill="FDF6E8"/>
+            <w:tcBorders>
+              <w:left w:val="single" w:sz="18" w:space="0" w:color="B07C12"/>
+            </w:tcBorders>
+          </w:tcPr>
+          <w:p>
+            <w:pPr>
+              <w:pStyle w:val="TableText"/>
+            </w:pPr>
+            <w:r>
+              <w:rPr>
+                <w:b/>
+                <w:color w:val="7D5205"/>
+              </w:rPr>
               <w:t xml:space="preserve">Production</w:t>
             </w:r>
           </w:p>
@@ -2945,6 +3186,7 @@
         <w:tc>
           <w:tcPr>
             <w:tcW w:w="974" w:type="dxa"/>
+            <w:shd w:val="clear" w:color="auto" w:fill="FDF6E8"/>
           </w:tcPr>
           <w:p>
             <w:pPr>
@@ -2958,30 +3200,39 @@
         <w:tc>
           <w:tcPr>
             <w:tcW w:w="7306" w:type="dxa"/>
-          </w:tcPr>
-          <w:p>
-            <w:pPr>
-              <w:pStyle w:val="TableText"/>
-            </w:pPr>
-            <w:r>
-              <w:t xml:space="preserve">Pairs rewrite a paragraph that repeats a name, using pronouns.</w:t>
-            </w:r>
-          </w:p>
-        </w:tc>
-      </w:tr>
-      <w:tr>
-        <w:trPr>
-          <w:cantSplit/>
-        </w:trPr>
-        <w:tc>
-          <w:tcPr>
-            <w:tcW w:w="1826" w:type="dxa"/>
-          </w:tcPr>
-          <w:p>
-            <w:pPr>
-              <w:pStyle w:val="TableText"/>
-            </w:pPr>
-            <w:r>
+            <w:shd w:val="clear" w:color="auto" w:fill="FDF6E8"/>
+          </w:tcPr>
+          <w:p>
+            <w:pPr>
+              <w:pStyle w:val="TableText"/>
+            </w:pPr>
+            <w:r>
+              <w:t xml:space="preserve">Tell the class about yourself and a friend (Activity 7): I can swim, but my friend can't.</w:t>
+            </w:r>
+          </w:p>
+        </w:tc>
+      </w:tr>
+      <w:tr>
+        <w:trPr>
+          <w:cantSplit/>
+        </w:trPr>
+        <w:tc>
+          <w:tcPr>
+            <w:tcW w:w="1826" w:type="dxa"/>
+            <w:shd w:val="clear" w:color="auto" w:fill="F7F9FB"/>
+            <w:tcBorders>
+              <w:left w:val="single" w:sz="18" w:space="0" w:color="8E98A4"/>
+            </w:tcBorders>
+          </w:tcPr>
+          <w:p>
+            <w:pPr>
+              <w:pStyle w:val="TableText"/>
+            </w:pPr>
+            <w:r>
+              <w:rPr>
+                <w:b/>
+                <w:color w:val="33404F"/>
+              </w:rPr>
               <w:t xml:space="preserve">Check and close</w:t>
             </w:r>
           </w:p>
@@ -2989,6 +3240,7 @@
         <w:tc>
           <w:tcPr>
             <w:tcW w:w="974" w:type="dxa"/>
+            <w:shd w:val="clear" w:color="auto" w:fill="F7F9FB"/>
           </w:tcPr>
           <w:p>
             <w:pPr>
@@ -3002,13 +3254,14 @@
         <w:tc>
           <w:tcPr>
             <w:tcW w:w="7306" w:type="dxa"/>
-          </w:tcPr>
-          <w:p>
-            <w:pPr>
-              <w:pStyle w:val="TableText"/>
-            </w:pPr>
-            <w:r>
-              <w:t xml:space="preserve">Two pairs read aloud. </w:t>
+            <w:shd w:val="clear" w:color="auto" w:fill="F7F9FB"/>
+          </w:tcPr>
+          <w:p>
+            <w:pPr>
+              <w:pStyle w:val="TableText"/>
+            </w:pPr>
+            <w:r>
+              <w:t xml:space="preserve">Vote on the most surprising ability. </w:t>
             </w:r>
             <w:r>
               <w:rPr>
@@ -3017,7 +3270,7 @@
               <w:t xml:space="preserve">Homework:</w:t>
             </w:r>
             <w:r>
-              <w:t xml:space="preserve"> Write about a friend using five pronouns.</w:t>
+              <w:t xml:space="preserve"> Write six sentences about what you can and can't do.</w:t>
             </w:r>
           </w:p>
         </w:tc>
@@ -3030,7 +3283,7 @@
         <w:keepNext/>
       </w:pPr>
       <w:r>
-        <w:t xml:space="preserve">Plan 10: Unit 10, Was It Yesterday?</w:t>
+        <w:t xml:space="preserve">Plan 9: Unit 9, Sugar or Sand</w:t>
       </w:r>
     </w:p>
     <w:p>
@@ -3044,7 +3297,7 @@
         <w:t xml:space="preserve">Book activity:</w:t>
       </w:r>
       <w:r>
-        <w:t xml:space="preserve"> Activities 2, 4 and 5. </w:t>
+        <w:t xml:space="preserve"> Activities 5, 6 and 7. </w:t>
       </w:r>
       <w:r>
         <w:rPr>
@@ -3053,7 +3306,7 @@
         <w:t xml:space="preserve">Focus:</w:t>
       </w:r>
       <w:r>
-        <w:t xml:space="preserve"> The simple past.</w:t>
+        <w:t xml:space="preserve"> Pronouns.</w:t>
       </w:r>
     </w:p>
     <w:p>
@@ -3067,7 +3320,7 @@
         <w:t xml:space="preserve">Learning outcome:</w:t>
       </w:r>
       <w:r>
-        <w:t xml:space="preserve"> by the end of the lesson, pupils will be able to say what they did yesterday with regular and irregular past forms.</w:t>
+        <w:t xml:space="preserve"> by the end of the lesson, pupils will be able to replace repeated nouns with the correct pronoun.</w:t>
       </w:r>
     </w:p>
     <w:p>
@@ -3081,7 +3334,7 @@
         <w:t xml:space="preserve">Materials:</w:t>
       </w:r>
       <w:r>
-        <w:t xml:space="preserve"> A regular / irregular verb table.</w:t>
+        <w:t xml:space="preserve"> A short repetitive text on the board, the Unit 9 story.</w:t>
       </w:r>
     </w:p>
     <w:tbl>
@@ -3170,12 +3423,20 @@
         <w:tc>
           <w:tcPr>
             <w:tcW w:w="1826" w:type="dxa"/>
-          </w:tcPr>
-          <w:p>
-            <w:pPr>
-              <w:pStyle w:val="TableText"/>
-            </w:pPr>
-            <w:r>
+            <w:shd w:val="clear" w:color="auto" w:fill="EFF4FB"/>
+            <w:tcBorders>
+              <w:left w:val="single" w:sz="18" w:space="0" w:color="1E4276"/>
+            </w:tcBorders>
+          </w:tcPr>
+          <w:p>
+            <w:pPr>
+              <w:pStyle w:val="TableText"/>
+            </w:pPr>
+            <w:r>
+              <w:rPr>
+                <w:b/>
+                <w:color w:val="0F2647"/>
+              </w:rPr>
               <w:t xml:space="preserve">Presentation</w:t>
             </w:r>
           </w:p>
@@ -3183,6 +3444,7 @@
         <w:tc>
           <w:tcPr>
             <w:tcW w:w="974" w:type="dxa"/>
+            <w:shd w:val="clear" w:color="auto" w:fill="EFF4FB"/>
           </w:tcPr>
           <w:p>
             <w:pPr>
@@ -3196,30 +3458,39 @@
         <w:tc>
           <w:tcPr>
             <w:tcW w:w="7306" w:type="dxa"/>
-          </w:tcPr>
-          <w:p>
-            <w:pPr>
-              <w:pStyle w:val="TableText"/>
-            </w:pPr>
-            <w:r>
-              <w:t xml:space="preserve">Tell a story: Yesterday I visited my grandmother. I went by bus. Sort the verbs into +ed and irregular.</w:t>
-            </w:r>
-          </w:p>
-        </w:tc>
-      </w:tr>
-      <w:tr>
-        <w:trPr>
-          <w:cantSplit/>
-        </w:trPr>
-        <w:tc>
-          <w:tcPr>
-            <w:tcW w:w="1826" w:type="dxa"/>
-          </w:tcPr>
-          <w:p>
-            <w:pPr>
-              <w:pStyle w:val="TableText"/>
-            </w:pPr>
-            <w:r>
+            <w:shd w:val="clear" w:color="auto" w:fill="EFF4FB"/>
+          </w:tcPr>
+          <w:p>
+            <w:pPr>
+              <w:pStyle w:val="TableText"/>
+            </w:pPr>
+            <w:r>
+              <w:t xml:space="preserve">Read: Amal has a bag. Amal's bag is red. Ask what sounds strange. Rewrite with pronouns and list them.</w:t>
+            </w:r>
+          </w:p>
+        </w:tc>
+      </w:tr>
+      <w:tr>
+        <w:trPr>
+          <w:cantSplit/>
+        </w:trPr>
+        <w:tc>
+          <w:tcPr>
+            <w:tcW w:w="1826" w:type="dxa"/>
+            <w:shd w:val="clear" w:color="auto" w:fill="EDF7F4"/>
+            <w:tcBorders>
+              <w:left w:val="single" w:sz="18" w:space="0" w:color="0E7C66"/>
+            </w:tcBorders>
+          </w:tcPr>
+          <w:p>
+            <w:pPr>
+              <w:pStyle w:val="TableText"/>
+            </w:pPr>
+            <w:r>
+              <w:rPr>
+                <w:b/>
+                <w:color w:val="08503F"/>
+              </w:rPr>
               <w:t xml:space="preserve">Practice</w:t>
             </w:r>
           </w:p>
@@ -3227,6 +3498,7 @@
         <w:tc>
           <w:tcPr>
             <w:tcW w:w="974" w:type="dxa"/>
+            <w:shd w:val="clear" w:color="auto" w:fill="EDF7F4"/>
           </w:tcPr>
           <w:p>
             <w:pPr>
@@ -3240,30 +3512,39 @@
         <w:tc>
           <w:tcPr>
             <w:tcW w:w="7306" w:type="dxa"/>
-          </w:tcPr>
-          <w:p>
-            <w:pPr>
-              <w:pStyle w:val="TableText"/>
-            </w:pPr>
-            <w:r>
-              <w:t xml:space="preserve">Find the past forms in the role play (Activity 2). Complete the diary flow chart (Activity 4).</w:t>
-            </w:r>
-          </w:p>
-        </w:tc>
-      </w:tr>
-      <w:tr>
-        <w:trPr>
-          <w:cantSplit/>
-        </w:trPr>
-        <w:tc>
-          <w:tcPr>
-            <w:tcW w:w="1826" w:type="dxa"/>
-          </w:tcPr>
-          <w:p>
-            <w:pPr>
-              <w:pStyle w:val="TableText"/>
-            </w:pPr>
-            <w:r>
+            <w:shd w:val="clear" w:color="auto" w:fill="EDF7F4"/>
+          </w:tcPr>
+          <w:p>
+            <w:pPr>
+              <w:pStyle w:val="TableText"/>
+            </w:pPr>
+            <w:r>
+              <w:t xml:space="preserve">Circle the pronouns (Activity 5). Match and replace (Activities 6 and 7).</w:t>
+            </w:r>
+          </w:p>
+        </w:tc>
+      </w:tr>
+      <w:tr>
+        <w:trPr>
+          <w:cantSplit/>
+        </w:trPr>
+        <w:tc>
+          <w:tcPr>
+            <w:tcW w:w="1826" w:type="dxa"/>
+            <w:shd w:val="clear" w:color="auto" w:fill="FDF6E8"/>
+            <w:tcBorders>
+              <w:left w:val="single" w:sz="18" w:space="0" w:color="B07C12"/>
+            </w:tcBorders>
+          </w:tcPr>
+          <w:p>
+            <w:pPr>
+              <w:pStyle w:val="TableText"/>
+            </w:pPr>
+            <w:r>
+              <w:rPr>
+                <w:b/>
+                <w:color w:val="7D5205"/>
+              </w:rPr>
               <w:t xml:space="preserve">Production</w:t>
             </w:r>
           </w:p>
@@ -3271,6 +3552,7 @@
         <w:tc>
           <w:tcPr>
             <w:tcW w:w="974" w:type="dxa"/>
+            <w:shd w:val="clear" w:color="auto" w:fill="FDF6E8"/>
           </w:tcPr>
           <w:p>
             <w:pPr>
@@ -3284,30 +3566,39 @@
         <w:tc>
           <w:tcPr>
             <w:tcW w:w="7306" w:type="dxa"/>
-          </w:tcPr>
-          <w:p>
-            <w:pPr>
-              <w:pStyle w:val="TableText"/>
-            </w:pPr>
-            <w:r>
-              <w:t xml:space="preserve">Each pupil says one thing they did yesterday (Activity 5) and writes three more.</w:t>
-            </w:r>
-          </w:p>
-        </w:tc>
-      </w:tr>
-      <w:tr>
-        <w:trPr>
-          <w:cantSplit/>
-        </w:trPr>
-        <w:tc>
-          <w:tcPr>
-            <w:tcW w:w="1826" w:type="dxa"/>
-          </w:tcPr>
-          <w:p>
-            <w:pPr>
-              <w:pStyle w:val="TableText"/>
-            </w:pPr>
-            <w:r>
+            <w:shd w:val="clear" w:color="auto" w:fill="FDF6E8"/>
+          </w:tcPr>
+          <w:p>
+            <w:pPr>
+              <w:pStyle w:val="TableText"/>
+            </w:pPr>
+            <w:r>
+              <w:t xml:space="preserve">Pairs rewrite a paragraph that repeats a name, using pronouns.</w:t>
+            </w:r>
+          </w:p>
+        </w:tc>
+      </w:tr>
+      <w:tr>
+        <w:trPr>
+          <w:cantSplit/>
+        </w:trPr>
+        <w:tc>
+          <w:tcPr>
+            <w:tcW w:w="1826" w:type="dxa"/>
+            <w:shd w:val="clear" w:color="auto" w:fill="F7F9FB"/>
+            <w:tcBorders>
+              <w:left w:val="single" w:sz="18" w:space="0" w:color="8E98A4"/>
+            </w:tcBorders>
+          </w:tcPr>
+          <w:p>
+            <w:pPr>
+              <w:pStyle w:val="TableText"/>
+            </w:pPr>
+            <w:r>
+              <w:rPr>
+                <w:b/>
+                <w:color w:val="33404F"/>
+              </w:rPr>
               <w:t xml:space="preserve">Check and close</w:t>
             </w:r>
           </w:p>
@@ -3315,6 +3606,7 @@
         <w:tc>
           <w:tcPr>
             <w:tcW w:w="974" w:type="dxa"/>
+            <w:shd w:val="clear" w:color="auto" w:fill="F7F9FB"/>
           </w:tcPr>
           <w:p>
             <w:pPr>
@@ -3328,13 +3620,14 @@
         <w:tc>
           <w:tcPr>
             <w:tcW w:w="7306" w:type="dxa"/>
-          </w:tcPr>
-          <w:p>
-            <w:pPr>
-              <w:pStyle w:val="TableText"/>
-            </w:pPr>
-            <w:r>
-              <w:t xml:space="preserve">Add new verbs to the class table. </w:t>
+            <w:shd w:val="clear" w:color="auto" w:fill="F7F9FB"/>
+          </w:tcPr>
+          <w:p>
+            <w:pPr>
+              <w:pStyle w:val="TableText"/>
+            </w:pPr>
+            <w:r>
+              <w:t xml:space="preserve">Two pairs read aloud. </w:t>
             </w:r>
             <w:r>
               <w:rPr>
@@ -3343,7 +3636,7 @@
               <w:t xml:space="preserve">Homework:</w:t>
             </w:r>
             <w:r>
-              <w:t xml:space="preserve"> Write a six-sentence diary entry about last weekend.</w:t>
+              <w:t xml:space="preserve"> Write about a friend using five pronouns.</w:t>
             </w:r>
           </w:p>
         </w:tc>
@@ -3356,7 +3649,7 @@
         <w:keepNext/>
       </w:pPr>
       <w:r>
-        <w:t xml:space="preserve">Plan 11: Unit 11, Eco Friends</w:t>
+        <w:t xml:space="preserve">Plan 10: Unit 10, Was It Yesterday?</w:t>
       </w:r>
     </w:p>
     <w:p>
@@ -3370,7 +3663,7 @@
         <w:t xml:space="preserve">Book activity:</w:t>
       </w:r>
       <w:r>
-        <w:t xml:space="preserve"> Activities 1 and 2. </w:t>
+        <w:t xml:space="preserve"> Activities 2, 4 and 5. </w:t>
       </w:r>
       <w:r>
         <w:rPr>
@@ -3379,7 +3672,7 @@
         <w:t xml:space="preserve">Focus:</w:t>
       </w:r>
       <w:r>
-        <w:t xml:space="preserve"> Free-time activities.</w:t>
+        <w:t xml:space="preserve"> The simple past.</w:t>
       </w:r>
     </w:p>
     <w:p>
@@ -3393,7 +3686,7 @@
         <w:t xml:space="preserve">Learning outcome:</w:t>
       </w:r>
       <w:r>
-        <w:t xml:space="preserve"> by the end of the lesson, pupils will be able to write a short paragraph about their free time with reasons.</w:t>
+        <w:t xml:space="preserve"> by the end of the lesson, pupils will be able to say what they did yesterday with regular and irregular past forms.</w:t>
       </w:r>
     </w:p>
     <w:p>
@@ -3407,7 +3700,7 @@
         <w:t xml:space="preserve">Materials:</w:t>
       </w:r>
       <w:r>
-        <w:t xml:space="preserve"> The Unit 11 role play, a paragraph frame.</w:t>
+        <w:t xml:space="preserve"> A regular / irregular verb table.</w:t>
       </w:r>
     </w:p>
     <w:tbl>
@@ -3496,12 +3789,20 @@
         <w:tc>
           <w:tcPr>
             <w:tcW w:w="1826" w:type="dxa"/>
-          </w:tcPr>
-          <w:p>
-            <w:pPr>
-              <w:pStyle w:val="TableText"/>
-            </w:pPr>
-            <w:r>
+            <w:shd w:val="clear" w:color="auto" w:fill="EFF4FB"/>
+            <w:tcBorders>
+              <w:left w:val="single" w:sz="18" w:space="0" w:color="1E4276"/>
+            </w:tcBorders>
+          </w:tcPr>
+          <w:p>
+            <w:pPr>
+              <w:pStyle w:val="TableText"/>
+            </w:pPr>
+            <w:r>
+              <w:rPr>
+                <w:b/>
+                <w:color w:val="0F2647"/>
+              </w:rPr>
               <w:t xml:space="preserve">Presentation</w:t>
             </w:r>
           </w:p>
@@ -3509,6 +3810,7 @@
         <w:tc>
           <w:tcPr>
             <w:tcW w:w="974" w:type="dxa"/>
+            <w:shd w:val="clear" w:color="auto" w:fill="EFF4FB"/>
           </w:tcPr>
           <w:p>
             <w:pPr>
@@ -3522,6 +3824,373 @@
         <w:tc>
           <w:tcPr>
             <w:tcW w:w="7306" w:type="dxa"/>
+            <w:shd w:val="clear" w:color="auto" w:fill="EFF4FB"/>
+          </w:tcPr>
+          <w:p>
+            <w:pPr>
+              <w:pStyle w:val="TableText"/>
+            </w:pPr>
+            <w:r>
+              <w:t xml:space="preserve">Tell a story: Yesterday I visited my grandmother. I went by bus. Sort the verbs into +ed and irregular.</w:t>
+            </w:r>
+          </w:p>
+        </w:tc>
+      </w:tr>
+      <w:tr>
+        <w:trPr>
+          <w:cantSplit/>
+        </w:trPr>
+        <w:tc>
+          <w:tcPr>
+            <w:tcW w:w="1826" w:type="dxa"/>
+            <w:shd w:val="clear" w:color="auto" w:fill="EDF7F4"/>
+            <w:tcBorders>
+              <w:left w:val="single" w:sz="18" w:space="0" w:color="0E7C66"/>
+            </w:tcBorders>
+          </w:tcPr>
+          <w:p>
+            <w:pPr>
+              <w:pStyle w:val="TableText"/>
+            </w:pPr>
+            <w:r>
+              <w:rPr>
+                <w:b/>
+                <w:color w:val="08503F"/>
+              </w:rPr>
+              <w:t xml:space="preserve">Practice</w:t>
+            </w:r>
+          </w:p>
+        </w:tc>
+        <w:tc>
+          <w:tcPr>
+            <w:tcW w:w="974" w:type="dxa"/>
+            <w:shd w:val="clear" w:color="auto" w:fill="EDF7F4"/>
+          </w:tcPr>
+          <w:p>
+            <w:pPr>
+              <w:pStyle w:val="TableText"/>
+            </w:pPr>
+            <w:r>
+              <w:t xml:space="preserve">12 min</w:t>
+            </w:r>
+          </w:p>
+        </w:tc>
+        <w:tc>
+          <w:tcPr>
+            <w:tcW w:w="7306" w:type="dxa"/>
+            <w:shd w:val="clear" w:color="auto" w:fill="EDF7F4"/>
+          </w:tcPr>
+          <w:p>
+            <w:pPr>
+              <w:pStyle w:val="TableText"/>
+            </w:pPr>
+            <w:r>
+              <w:t xml:space="preserve">Find the past forms in the role play (Activity 2). Complete the diary flow chart (Activity 4).</w:t>
+            </w:r>
+          </w:p>
+        </w:tc>
+      </w:tr>
+      <w:tr>
+        <w:trPr>
+          <w:cantSplit/>
+        </w:trPr>
+        <w:tc>
+          <w:tcPr>
+            <w:tcW w:w="1826" w:type="dxa"/>
+            <w:shd w:val="clear" w:color="auto" w:fill="FDF6E8"/>
+            <w:tcBorders>
+              <w:left w:val="single" w:sz="18" w:space="0" w:color="B07C12"/>
+            </w:tcBorders>
+          </w:tcPr>
+          <w:p>
+            <w:pPr>
+              <w:pStyle w:val="TableText"/>
+            </w:pPr>
+            <w:r>
+              <w:rPr>
+                <w:b/>
+                <w:color w:val="7D5205"/>
+              </w:rPr>
+              <w:t xml:space="preserve">Production</w:t>
+            </w:r>
+          </w:p>
+        </w:tc>
+        <w:tc>
+          <w:tcPr>
+            <w:tcW w:w="974" w:type="dxa"/>
+            <w:shd w:val="clear" w:color="auto" w:fill="FDF6E8"/>
+          </w:tcPr>
+          <w:p>
+            <w:pPr>
+              <w:pStyle w:val="TableText"/>
+            </w:pPr>
+            <w:r>
+              <w:t xml:space="preserve">13 min</w:t>
+            </w:r>
+          </w:p>
+        </w:tc>
+        <w:tc>
+          <w:tcPr>
+            <w:tcW w:w="7306" w:type="dxa"/>
+            <w:shd w:val="clear" w:color="auto" w:fill="FDF6E8"/>
+          </w:tcPr>
+          <w:p>
+            <w:pPr>
+              <w:pStyle w:val="TableText"/>
+            </w:pPr>
+            <w:r>
+              <w:t xml:space="preserve">Each pupil says one thing they did yesterday (Activity 5) and writes three more.</w:t>
+            </w:r>
+          </w:p>
+        </w:tc>
+      </w:tr>
+      <w:tr>
+        <w:trPr>
+          <w:cantSplit/>
+        </w:trPr>
+        <w:tc>
+          <w:tcPr>
+            <w:tcW w:w="1826" w:type="dxa"/>
+            <w:shd w:val="clear" w:color="auto" w:fill="F7F9FB"/>
+            <w:tcBorders>
+              <w:left w:val="single" w:sz="18" w:space="0" w:color="8E98A4"/>
+            </w:tcBorders>
+          </w:tcPr>
+          <w:p>
+            <w:pPr>
+              <w:pStyle w:val="TableText"/>
+            </w:pPr>
+            <w:r>
+              <w:rPr>
+                <w:b/>
+                <w:color w:val="33404F"/>
+              </w:rPr>
+              <w:t xml:space="preserve">Check and close</w:t>
+            </w:r>
+          </w:p>
+        </w:tc>
+        <w:tc>
+          <w:tcPr>
+            <w:tcW w:w="974" w:type="dxa"/>
+            <w:shd w:val="clear" w:color="auto" w:fill="F7F9FB"/>
+          </w:tcPr>
+          <w:p>
+            <w:pPr>
+              <w:pStyle w:val="TableText"/>
+            </w:pPr>
+            <w:r>
+              <w:t xml:space="preserve">5 min</w:t>
+            </w:r>
+          </w:p>
+        </w:tc>
+        <w:tc>
+          <w:tcPr>
+            <w:tcW w:w="7306" w:type="dxa"/>
+            <w:shd w:val="clear" w:color="auto" w:fill="F7F9FB"/>
+          </w:tcPr>
+          <w:p>
+            <w:pPr>
+              <w:pStyle w:val="TableText"/>
+            </w:pPr>
+            <w:r>
+              <w:t xml:space="preserve">Add new verbs to the class table. </w:t>
+            </w:r>
+            <w:r>
+              <w:rPr>
+                <w:b/>
+              </w:rPr>
+              <w:t xml:space="preserve">Homework:</w:t>
+            </w:r>
+            <w:r>
+              <w:t xml:space="preserve"> Write a six-sentence diary entry about last weekend.</w:t>
+            </w:r>
+          </w:p>
+        </w:tc>
+      </w:tr>
+    </w:tbl>
+    <w:p/>
+    <w:p>
+      <w:pPr>
+        <w:pStyle w:val="Heading1"/>
+        <w:keepNext/>
+      </w:pPr>
+      <w:r>
+        <w:t xml:space="preserve">Plan 11: Unit 11, Eco Friends</w:t>
+      </w:r>
+    </w:p>
+    <w:p>
+      <w:pPr>
+        <w:keepNext/>
+      </w:pPr>
+      <w:r>
+        <w:rPr>
+          <w:b/>
+        </w:rPr>
+        <w:t xml:space="preserve">Book activity:</w:t>
+      </w:r>
+      <w:r>
+        <w:t xml:space="preserve"> Activities 1 and 2. </w:t>
+      </w:r>
+      <w:r>
+        <w:rPr>
+          <w:b/>
+        </w:rPr>
+        <w:t xml:space="preserve">Focus:</w:t>
+      </w:r>
+      <w:r>
+        <w:t xml:space="preserve"> Free-time activities.</w:t>
+      </w:r>
+    </w:p>
+    <w:p>
+      <w:pPr>
+        <w:keepNext/>
+      </w:pPr>
+      <w:r>
+        <w:rPr>
+          <w:b/>
+        </w:rPr>
+        <w:t xml:space="preserve">Learning outcome:</w:t>
+      </w:r>
+      <w:r>
+        <w:t xml:space="preserve"> by the end of the lesson, pupils will be able to write a short paragraph about their free time with reasons.</w:t>
+      </w:r>
+    </w:p>
+    <w:p>
+      <w:pPr>
+        <w:keepNext/>
+      </w:pPr>
+      <w:r>
+        <w:rPr>
+          <w:b/>
+        </w:rPr>
+        <w:t xml:space="preserve">Materials:</w:t>
+      </w:r>
+      <w:r>
+        <w:t xml:space="preserve"> The Unit 11 role play, a paragraph frame.</w:t>
+      </w:r>
+    </w:p>
+    <w:tbl>
+      <w:tblPr>
+        <w:tblW w:w="10106" w:type="dxa"/>
+        <w:tblBorders>
+          <w:top w:val="single" w:sz="4" w:space="0" w:color="8FA3BF"/>
+          <w:left w:val="single" w:sz="4" w:space="0" w:color="8FA3BF"/>
+          <w:bottom w:val="single" w:sz="4" w:space="0" w:color="8FA3BF"/>
+          <w:right w:val="single" w:sz="4" w:space="0" w:color="8FA3BF"/>
+          <w:insideH w:val="single" w:sz="4" w:space="0" w:color="8FA3BF"/>
+          <w:insideV w:val="single" w:sz="4" w:space="0" w:color="8FA3BF"/>
+        </w:tblBorders>
+        <w:tblLayout w:type="fixed"/>
+        <w:tblCellMar>
+          <w:left w:w="80" w:type="dxa"/>
+          <w:right w:w="80" w:type="dxa"/>
+        </w:tblCellMar>
+      </w:tblPr>
+      <w:tblGrid>
+        <w:gridCol w:w="1826"/>
+        <w:gridCol w:w="974"/>
+        <w:gridCol w:w="7306"/>
+      </w:tblGrid>
+      <w:tr>
+        <w:trPr>
+          <w:tblHeader/>
+          <w:cantSplit/>
+        </w:trPr>
+        <w:tc>
+          <w:tcPr>
+            <w:tcW w:w="1826" w:type="dxa"/>
+            <w:shd w:val="clear" w:color="auto" w:fill="DCE6F2"/>
+          </w:tcPr>
+          <w:p>
+            <w:pPr>
+              <w:pStyle w:val="TableText"/>
+            </w:pPr>
+            <w:r>
+              <w:rPr>
+                <w:b/>
+              </w:rPr>
+              <w:t xml:space="preserve">Stage</w:t>
+            </w:r>
+          </w:p>
+        </w:tc>
+        <w:tc>
+          <w:tcPr>
+            <w:tcW w:w="974" w:type="dxa"/>
+            <w:shd w:val="clear" w:color="auto" w:fill="DCE6F2"/>
+          </w:tcPr>
+          <w:p>
+            <w:pPr>
+              <w:pStyle w:val="TableText"/>
+            </w:pPr>
+            <w:r>
+              <w:rPr>
+                <w:b/>
+              </w:rPr>
+              <w:t xml:space="preserve">Time</w:t>
+            </w:r>
+          </w:p>
+        </w:tc>
+        <w:tc>
+          <w:tcPr>
+            <w:tcW w:w="7306" w:type="dxa"/>
+            <w:shd w:val="clear" w:color="auto" w:fill="DCE6F2"/>
+          </w:tcPr>
+          <w:p>
+            <w:pPr>
+              <w:pStyle w:val="TableText"/>
+            </w:pPr>
+            <w:r>
+              <w:rPr>
+                <w:b/>
+              </w:rPr>
+              <w:t xml:space="preserve">What happens</w:t>
+            </w:r>
+          </w:p>
+        </w:tc>
+      </w:tr>
+      <w:tr>
+        <w:trPr>
+          <w:cantSplit/>
+        </w:trPr>
+        <w:tc>
+          <w:tcPr>
+            <w:tcW w:w="1826" w:type="dxa"/>
+            <w:shd w:val="clear" w:color="auto" w:fill="EFF4FB"/>
+            <w:tcBorders>
+              <w:left w:val="single" w:sz="18" w:space="0" w:color="1E4276"/>
+            </w:tcBorders>
+          </w:tcPr>
+          <w:p>
+            <w:pPr>
+              <w:pStyle w:val="TableText"/>
+            </w:pPr>
+            <w:r>
+              <w:rPr>
+                <w:b/>
+                <w:color w:val="0F2647"/>
+              </w:rPr>
+              <w:t xml:space="preserve">Presentation</w:t>
+            </w:r>
+          </w:p>
+        </w:tc>
+        <w:tc>
+          <w:tcPr>
+            <w:tcW w:w="974" w:type="dxa"/>
+            <w:shd w:val="clear" w:color="auto" w:fill="EFF4FB"/>
+          </w:tcPr>
+          <w:p>
+            <w:pPr>
+              <w:pStyle w:val="TableText"/>
+            </w:pPr>
+            <w:r>
+              <w:t xml:space="preserve">10 min</w:t>
+            </w:r>
+          </w:p>
+        </w:tc>
+        <w:tc>
+          <w:tcPr>
+            <w:tcW w:w="7306" w:type="dxa"/>
+            <w:shd w:val="clear" w:color="auto" w:fill="EFF4FB"/>
           </w:tcPr>
           <w:p>
             <w:pPr>
@@ -3540,12 +4209,20 @@
         <w:tc>
           <w:tcPr>
             <w:tcW w:w="1826" w:type="dxa"/>
-          </w:tcPr>
-          <w:p>
-            <w:pPr>
-              <w:pStyle w:val="TableText"/>
-            </w:pPr>
-            <w:r>
+            <w:shd w:val="clear" w:color="auto" w:fill="EDF7F4"/>
+            <w:tcBorders>
+              <w:left w:val="single" w:sz="18" w:space="0" w:color="0E7C66"/>
+            </w:tcBorders>
+          </w:tcPr>
+          <w:p>
+            <w:pPr>
+              <w:pStyle w:val="TableText"/>
+            </w:pPr>
+            <w:r>
+              <w:rPr>
+                <w:b/>
+                <w:color w:val="08503F"/>
+              </w:rPr>
               <w:t xml:space="preserve">Practice</w:t>
             </w:r>
           </w:p>
@@ -3553,6 +4230,7 @@
         <w:tc>
           <w:tcPr>
             <w:tcW w:w="974" w:type="dxa"/>
+            <w:shd w:val="clear" w:color="auto" w:fill="EDF7F4"/>
           </w:tcPr>
           <w:p>
             <w:pPr>
@@ -3566,6 +4244,7 @@
         <w:tc>
           <w:tcPr>
             <w:tcW w:w="7306" w:type="dxa"/>
+            <w:shd w:val="clear" w:color="auto" w:fill="EDF7F4"/>
           </w:tcPr>
           <w:p>
             <w:pPr>
@@ -3584,12 +4263,20 @@
         <w:tc>
           <w:tcPr>
             <w:tcW w:w="1826" w:type="dxa"/>
-          </w:tcPr>
-          <w:p>
-            <w:pPr>
-              <w:pStyle w:val="TableText"/>
-            </w:pPr>
-            <w:r>
+            <w:shd w:val="clear" w:color="auto" w:fill="FDF6E8"/>
+            <w:tcBorders>
+              <w:left w:val="single" w:sz="18" w:space="0" w:color="B07C12"/>
+            </w:tcBorders>
+          </w:tcPr>
+          <w:p>
+            <w:pPr>
+              <w:pStyle w:val="TableText"/>
+            </w:pPr>
+            <w:r>
+              <w:rPr>
+                <w:b/>
+                <w:color w:val="7D5205"/>
+              </w:rPr>
               <w:t xml:space="preserve">Production</w:t>
             </w:r>
           </w:p>
@@ -3597,6 +4284,7 @@
         <w:tc>
           <w:tcPr>
             <w:tcW w:w="974" w:type="dxa"/>
+            <w:shd w:val="clear" w:color="auto" w:fill="FDF6E8"/>
           </w:tcPr>
           <w:p>
             <w:pPr>
@@ -3610,6 +4298,7 @@
         <w:tc>
           <w:tcPr>
             <w:tcW w:w="7306" w:type="dxa"/>
+            <w:shd w:val="clear" w:color="auto" w:fill="FDF6E8"/>
           </w:tcPr>
           <w:p>
             <w:pPr>
@@ -3628,12 +4317,20 @@
         <w:tc>
           <w:tcPr>
             <w:tcW w:w="1826" w:type="dxa"/>
-          </w:tcPr>
-          <w:p>
-            <w:pPr>
-              <w:pStyle w:val="TableText"/>
-            </w:pPr>
-            <w:r>
+            <w:shd w:val="clear" w:color="auto" w:fill="F7F9FB"/>
+            <w:tcBorders>
+              <w:left w:val="single" w:sz="18" w:space="0" w:color="8E98A4"/>
+            </w:tcBorders>
+          </w:tcPr>
+          <w:p>
+            <w:pPr>
+              <w:pStyle w:val="TableText"/>
+            </w:pPr>
+            <w:r>
+              <w:rPr>
+                <w:b/>
+                <w:color w:val="33404F"/>
+              </w:rPr>
               <w:t xml:space="preserve">Check and close</w:t>
             </w:r>
           </w:p>
@@ -3641,6 +4338,7 @@
         <w:tc>
           <w:tcPr>
             <w:tcW w:w="974" w:type="dxa"/>
+            <w:shd w:val="clear" w:color="auto" w:fill="F7F9FB"/>
           </w:tcPr>
           <w:p>
             <w:pPr>
@@ -3654,6 +4352,7 @@
         <w:tc>
           <w:tcPr>
             <w:tcW w:w="7306" w:type="dxa"/>
+            <w:shd w:val="clear" w:color="auto" w:fill="F7F9FB"/>
           </w:tcPr>
           <w:p>
             <w:pPr>
